--- a/Dddd-Aga/D207-Aam.docx
+++ b/Dddd-Aga/D207-Aam.docx
@@ -500,8 +500,14 @@
         <w:spacing w:before="120"/>
         <w:jc w:val="both"/>
         <w:rPr>
-          <w:noProof/>
-          <w:lang w:val="el-GR"/>
+          <w:rFonts w:ascii="Gentium" w:hAnsi="Gentium" w:cs="Gentium"/>
+          <w:i/>
+          <w:iCs/>
+          <w:noProof/>
+          <w:color w:val="1F497D" w:themeColor="text2"/>
+          <w:sz w:val="28"/>
+          <w:szCs w:val="28"/>
+          <w:lang w:eastAsia="en-GB"/>
         </w:rPr>
       </w:pPr>
       <w:r>
@@ -712,8 +718,18 @@
           <w:szCs w:val="28"/>
           <w:lang w:val="el-GR" w:eastAsia="en-GB"/>
         </w:rPr>
-        <w:t xml:space="preserve">τότε ὁ Ματθείας θεασάμενος εἶπεν πρὸς τὸν κύριον· Ἡ χάρις σου διαμένῃ μετ’ ἐμοῦ κύριέ μου Ἰησοῦ. </w:t>
-      </w:r>
+        <w:t>τότε ὁ Ματθείας θεασάμενος εἶπεν πρὸς τὸν κύριον· Ἡ χάρις σου διαμένῃ μετ’ ἐμοῦ κύριέ μου Ἰησοῦ.</w:t>
+      </w:r>
+    </w:p>
+    <w:p>
+      <w:pPr>
+        <w:spacing w:before="120"/>
+        <w:jc w:val="both"/>
+        <w:rPr>
+          <w:noProof/>
+          <w:lang w:val="el-GR"/>
+        </w:rPr>
+      </w:pPr>
       <w:r>
         <w:rPr>
           <w:rFonts w:ascii="Gentium" w:hAnsi="Gentium" w:cs="Gentium"/>
@@ -5152,8 +5168,14 @@
         <w:spacing w:before="120"/>
         <w:jc w:val="both"/>
         <w:rPr>
-          <w:noProof/>
-          <w:lang w:val="el-GR"/>
+          <w:rFonts w:ascii="Gentium" w:hAnsi="Gentium" w:cs="Gentium"/>
+          <w:i/>
+          <w:iCs/>
+          <w:noProof/>
+          <w:color w:val="1F497D" w:themeColor="text2"/>
+          <w:sz w:val="28"/>
+          <w:szCs w:val="28"/>
+          <w:lang w:eastAsia="en-GB"/>
         </w:rPr>
       </w:pPr>
       <w:r>
@@ -5266,8 +5288,18 @@
           <w:szCs w:val="28"/>
           <w:lang w:val="el-GR" w:eastAsia="en-GB"/>
         </w:rPr>
-        <w:t xml:space="preserve">νῦν οὖν κύριε φανέρωσόν μοι σεαυτὸν ἐν τῷ τόπῳ τούτῳ. </w:t>
-      </w:r>
+        <w:t>νῦν οὖν κύριε φανέρωσόν μοι σεαυτὸν ἐν τῷ τόπῳ τούτῳ.</w:t>
+      </w:r>
+    </w:p>
+    <w:p>
+      <w:pPr>
+        <w:spacing w:before="120"/>
+        <w:jc w:val="both"/>
+        <w:rPr>
+          <w:noProof/>
+          <w:lang w:val="el-GR"/>
+        </w:rPr>
+      </w:pPr>
       <w:r>
         <w:rPr>
           <w:rFonts w:ascii="Gentium" w:hAnsi="Gentium" w:cs="Gentium"/>
@@ -6739,8 +6771,14 @@
         <w:spacing w:before="120"/>
         <w:jc w:val="both"/>
         <w:rPr>
-          <w:noProof/>
-          <w:lang w:val="el-GR"/>
+          <w:rFonts w:ascii="Gentium" w:hAnsi="Gentium" w:cs="Gentium"/>
+          <w:i/>
+          <w:iCs/>
+          <w:noProof/>
+          <w:color w:val="1F497D" w:themeColor="text2"/>
+          <w:sz w:val="28"/>
+          <w:szCs w:val="28"/>
+          <w:lang w:eastAsia="en-GB"/>
         </w:rPr>
       </w:pPr>
       <w:r>
@@ -6979,8 +7017,18 @@
           <w:szCs w:val="28"/>
           <w:lang w:val="el-GR" w:eastAsia="en-GB"/>
         </w:rPr>
-        <w:t xml:space="preserve">καὶ ἔσονται ἡμῖν εἰς διατροφὰς ἕως ἂν ἐκλεξώμεθα νεανίσκους καὶ ὁρίσωμεν αὐτοὺς ἐν πλοίοις ὡς ναυτικοὺς, καὶ ἀπελθόντες εἰς τὰς κύκλῳ χώρας καὶ ἐμβαλλόμενοί τινας ἀγάγωσιν ἐνταῦθα ἵνα ἔσονται ἡμῖν εἰς διατροφάς. </w:t>
-      </w:r>
+        <w:t>καὶ ἔσονται ἡμῖν εἰς διατροφὰς ἕως ἂν ἐκλεξώμεθα νεανίσκους καὶ ὁρίσωμεν αὐτοὺς ἐν πλοίοις ὡς ναυτικοὺς, καὶ ἀπελθόντες εἰς τὰς κύκλῳ χώρας καὶ ἐμβαλλόμενοί τινας ἀγάγωσιν ἐνταῦθα ἵνα ἔσονται ἡμῖν εἰς διατροφάς.</w:t>
+      </w:r>
+    </w:p>
+    <w:p>
+      <w:pPr>
+        <w:spacing w:before="120"/>
+        <w:jc w:val="both"/>
+        <w:rPr>
+          <w:noProof/>
+          <w:lang w:val="el-GR"/>
+        </w:rPr>
+      </w:pPr>
       <w:r>
         <w:rPr>
           <w:rFonts w:ascii="Gentium" w:hAnsi="Gentium" w:cs="Gentium"/>
@@ -7230,8 +7278,14 @@
         <w:spacing w:before="120"/>
         <w:jc w:val="both"/>
         <w:rPr>
-          <w:noProof/>
-          <w:lang w:val="el-GR"/>
+          <w:rFonts w:ascii="Gentium" w:hAnsi="Gentium" w:cs="Gentium"/>
+          <w:i/>
+          <w:iCs/>
+          <w:noProof/>
+          <w:color w:val="1F497D" w:themeColor="text2"/>
+          <w:sz w:val="28"/>
+          <w:szCs w:val="28"/>
+          <w:lang w:eastAsia="en-GB"/>
         </w:rPr>
       </w:pPr>
       <w:r>
@@ -7260,7 +7314,33 @@
           <w:szCs w:val="28"/>
           <w:lang w:val="el-GR" w:eastAsia="en-GB"/>
         </w:rPr>
-        <w:t xml:space="preserve">Καὶ ἀπελθόντες συνήγαγον καὶ εὗρον διακοσίους ιέ, καὶ ἤγαγον αὐτοὺς ἐπὶ τοὺς ἄρχοντας, καὶ ἐποίησαν αὐτοὺς βάλλειν κλήρους, καὶ ἧλθεν ὁ κλῆρος ἐπὶ ἑπτὰ γεραιούς. </w:t>
+        <w:t xml:space="preserve">Καὶ ἀπελθόντες συνήγαγον καὶ εὗρον διακοσίους </w:t>
+      </w:r>
+      <w:r>
+        <w:rPr>
+          <w:rFonts w:ascii="Gentium" w:hAnsi="Gentium" w:cs="Gentium"/>
+          <w:i/>
+          <w:iCs/>
+          <w:noProof/>
+          <w:color w:val="1F497D" w:themeColor="text2"/>
+          <w:sz w:val="28"/>
+          <w:szCs w:val="28"/>
+          <w:lang w:val="el-GR" w:eastAsia="en-GB"/>
+        </w:rPr>
+        <w:t>ιεʹ</w:t>
+      </w:r>
+      <w:r>
+        <w:rPr>
+          <w:rFonts w:ascii="Gentium" w:hAnsi="Gentium" w:cs="Gentium"/>
+          <w:i/>
+          <w:iCs/>
+          <w:noProof/>
+          <w:color w:val="1F497D" w:themeColor="text2"/>
+          <w:sz w:val="28"/>
+          <w:szCs w:val="28"/>
+          <w:lang w:val="el-GR" w:eastAsia="en-GB"/>
+        </w:rPr>
+        <w:t xml:space="preserve">, καὶ ἤγαγον αὐτοὺς ἐπὶ τοὺς ἄρχοντας, καὶ ἐποίησαν αὐτοὺς βάλλειν κλήρους, καὶ ἧλθεν ὁ κλῆρος ἐπὶ ἑπτὰ γεραιούς. </w:t>
       </w:r>
       <w:r>
         <w:rPr>
@@ -7514,6 +7594,16 @@
         </w:rPr>
         <w:t xml:space="preserve">οἱ δὲ ὑπηρέται οὐκ ὑπήκουσαν τοῖς παιδίοις οὐδὲ ἐσπλαγχνίσθησαν ἐπ’ αὐτοῖς, ἀλλὰ ἐπέφερον αὐτὰ ἐπὶ τὴν ληνὸν κλαίοντα καὶ δεόμενα. </w:t>
       </w:r>
+    </w:p>
+    <w:p>
+      <w:pPr>
+        <w:spacing w:before="120"/>
+        <w:jc w:val="both"/>
+        <w:rPr>
+          <w:noProof/>
+          <w:lang w:val="el-GR"/>
+        </w:rPr>
+      </w:pPr>
       <w:r>
         <w:rPr>
           <w:rFonts w:ascii="Gentium" w:hAnsi="Gentium" w:cs="Gentium"/>
@@ -7680,8 +7770,14 @@
         <w:spacing w:before="120"/>
         <w:jc w:val="both"/>
         <w:rPr>
-          <w:noProof/>
-          <w:lang w:val="el-GR"/>
+          <w:rFonts w:ascii="Gentium" w:hAnsi="Gentium" w:cs="Gentium"/>
+          <w:i/>
+          <w:iCs/>
+          <w:noProof/>
+          <w:color w:val="1F497D" w:themeColor="text2"/>
+          <w:sz w:val="28"/>
+          <w:szCs w:val="28"/>
+          <w:lang w:eastAsia="en-GB"/>
         </w:rPr>
       </w:pPr>
       <w:r>
@@ -7850,8 +7946,18 @@
           <w:szCs w:val="28"/>
           <w:lang w:val="el-GR" w:eastAsia="en-GB"/>
         </w:rPr>
-        <w:t xml:space="preserve">νῦν οὖν ἀναστάντες ἐπιζητήσατε αὐτόν, ἵνα τοῦ λοιποῦ δυνηθῆτε τὰς τροφὰς ὑμῶν ἐπισυνάξαι. </w:t>
-      </w:r>
+        <w:t>νῦν οὖν ἀναστάντες ἐπιζητήσατε αὐτόν, ἵνα τοῦ λοιποῦ δυνηθῆτε τὰς τροφὰς ὑμῶν ἐπισυνάξαι.</w:t>
+      </w:r>
+    </w:p>
+    <w:p>
+      <w:pPr>
+        <w:spacing w:before="120"/>
+        <w:jc w:val="both"/>
+        <w:rPr>
+          <w:noProof/>
+          <w:lang w:val="el-GR"/>
+        </w:rPr>
+      </w:pPr>
       <w:r>
         <w:rPr>
           <w:rFonts w:ascii="Gentium" w:hAnsi="Gentium" w:cs="Gentium"/>
@@ -8271,7 +8377,7 @@
           <w:szCs w:val="28"/>
           <w:lang w:val="el-GR" w:eastAsia="en-GB"/>
         </w:rPr>
-        <w:t xml:space="preserve">Ἕτεροι πάλιν ἔλεγον ὅτι Ἐὰν αὐτὸν κατακαύσωμεν ἐν πυρὶ καὶ δῶμεν αὐτοῦ τὸ σῶμα τοῖς μείζοσιν ἡμῶν εἰς βρῶσιν, οὗτος ὁ θάνατος οὐκ </w:t>
+        <w:t xml:space="preserve">Ἕτεροι </w:t>
       </w:r>
       <w:r>
         <w:rPr>
@@ -8285,7 +8391,7 @@
           <w:lang w:val="el-GR" w:eastAsia="en-GB"/>
         </w:rPr>
         <w:lastRenderedPageBreak/>
-        <w:t xml:space="preserve">ἔστιν βάσανος αὐτῷ. </w:t>
+        <w:t xml:space="preserve">πάλιν ἔλεγον ὅτι Ἐὰν αὐτὸν κατακαύσωμεν ἐν πυρὶ καὶ δῶμεν αὐτοῦ τὸ σῶμα τοῖς μείζοσιν ἡμῶν εἰς βρῶσιν, οὗτος ὁ θάνατος οὐκ ἔστιν βάσανος αὐτῷ. </w:t>
       </w:r>
       <w:r>
         <w:rPr>
@@ -8480,8 +8586,14 @@
         <w:spacing w:before="120"/>
         <w:jc w:val="both"/>
         <w:rPr>
-          <w:noProof/>
-          <w:lang w:val="el-GR"/>
+          <w:rFonts w:ascii="Gentium" w:hAnsi="Gentium" w:cs="Gentium"/>
+          <w:i/>
+          <w:iCs/>
+          <w:noProof/>
+          <w:color w:val="1F497D" w:themeColor="text2"/>
+          <w:sz w:val="28"/>
+          <w:szCs w:val="28"/>
+          <w:lang w:eastAsia="en-GB"/>
         </w:rPr>
       </w:pPr>
       <w:r>
@@ -8706,8 +8818,18 @@
           <w:szCs w:val="28"/>
           <w:lang w:val="el-GR" w:eastAsia="en-GB"/>
         </w:rPr>
-        <w:t xml:space="preserve">Καὶ ταῦτα τοῦ μακαρίου Ἀνδρέου λέγοντος ὁ διάβολος ὄπισθεν περιεπάτει καὶ ἔλεγεν τοῖς ὄχλοις· Τύπτετε αὐτοῦ τὸ στόμα ἵνα μὴ λαλῇ. </w:t>
-      </w:r>
+        <w:t>Καὶ ταῦτα τοῦ μακαρίου Ἀνδρέου λέγοντος ὁ διάβολος ὄπισθεν περιεπάτει καὶ ἔλεγεν τοῖς ὄχλοις· Τύπτετε αὐτοῦ τὸ στόμα ἵνα μὴ λαλῇ.</w:t>
+      </w:r>
+    </w:p>
+    <w:p>
+      <w:pPr>
+        <w:spacing w:before="120"/>
+        <w:jc w:val="both"/>
+        <w:rPr>
+          <w:noProof/>
+          <w:lang w:val="el-GR"/>
+        </w:rPr>
+      </w:pPr>
       <w:r>
         <w:rPr>
           <w:rFonts w:ascii="Gentium" w:hAnsi="Gentium" w:cs="Gentium"/>
@@ -8818,7 +8940,21 @@
           <w:szCs w:val="28"/>
           <w:lang w:val="el-GR" w:eastAsia="en-GB"/>
         </w:rPr>
-        <w:t xml:space="preserve">ὁ ἐπαίρων σεαυτὸν ἐφ’ ἡμᾶς καὶ ἀτιμάζων ἡμᾶς καὶ διηγούμενος τὰ ἔργα ἡμῶν τοῖς κατὰ τόπον καὶ χώραν, καὶ ἐποίησας τὰ ἱερὰ ἡμῶν οἰκίας ἐρήμους γενέσθαι ἵνα μὴ ἀνενεχθῶσιν θυσίαι ἐν αὐτοῖς, ὅπως καὶ ἡμεῖς τερφθῶμεν. </w:t>
+        <w:t xml:space="preserve">ὁ ἐπαίρων σεαυτὸν ἐφ’ ἡμᾶς καὶ ἀτιμάζων ἡμᾶς καὶ διηγούμενος τὰ ἔργα ἡμῶν τοῖς κατὰ τόπον καὶ χώραν, καὶ ἐποίησας τὰ ἱερὰ ἡμῶν οἰκίας ἐρήμους γενέσθαι ἵνα μὴ ἀνενεχθῶσιν θυσίαι ἐν αὐτοῖς, </w:t>
+      </w:r>
+      <w:r>
+        <w:rPr>
+          <w:rFonts w:ascii="Gentium" w:hAnsi="Gentium" w:cs="Gentium"/>
+          <w:i/>
+          <w:iCs/>
+          <w:noProof/>
+          <w:color w:val="1F497D" w:themeColor="text2"/>
+          <w:sz w:val="28"/>
+          <w:szCs w:val="28"/>
+          <w:lang w:val="el-GR" w:eastAsia="en-GB"/>
+        </w:rPr>
+        <w:lastRenderedPageBreak/>
+        <w:t xml:space="preserve">ὅπως καὶ ἡμεῖς τερφθῶμεν. </w:t>
       </w:r>
       <w:r>
         <w:rPr>
@@ -8893,7 +9029,6 @@
           <w:u w:val="single" w:color="800000"/>
           <w:lang w:val="el-GR"/>
         </w:rPr>
-        <w:lastRenderedPageBreak/>
         <w:t>27</w:t>
       </w:r>
     </w:p>
@@ -9407,8 +9542,14 @@
         <w:spacing w:before="120"/>
         <w:jc w:val="both"/>
         <w:rPr>
-          <w:noProof/>
-          <w:lang w:val="el-GR"/>
+          <w:rFonts w:ascii="Gentium" w:hAnsi="Gentium" w:cs="Gentium"/>
+          <w:i/>
+          <w:iCs/>
+          <w:noProof/>
+          <w:color w:val="1F497D" w:themeColor="text2"/>
+          <w:sz w:val="28"/>
+          <w:szCs w:val="28"/>
+          <w:lang w:eastAsia="en-GB"/>
         </w:rPr>
       </w:pPr>
       <w:r>
@@ -9493,7 +9634,21 @@
           <w:szCs w:val="28"/>
           <w:lang w:val="el-GR" w:eastAsia="en-GB"/>
         </w:rPr>
-        <w:t xml:space="preserve">ὁρᾷς ὅσα ὁ ἐχθρὸς ἐνεδείξατό μοι μετὰ τῶν ἑαυτοῦ δαιμόνων· σὺ γὰρ κύριε μνήσθητι ὅτι ἐποίησας τρεῖς ὥρας ἐπὶ τοῦ σταυροῦ καὶ ὠλιγοψύχησας λέγων· Πάτερ μου, ἵνα τί με ἐγκατέλειπες; </w:t>
+        <w:t xml:space="preserve">ὁρᾷς ὅσα ὁ ἐχθρὸς ἐνεδείξατό μοι μετὰ τῶν ἑαυτοῦ δαιμόνων· </w:t>
+      </w:r>
+      <w:r>
+        <w:rPr>
+          <w:rFonts w:ascii="Gentium" w:hAnsi="Gentium" w:cs="Gentium"/>
+          <w:i/>
+          <w:iCs/>
+          <w:noProof/>
+          <w:color w:val="1F497D" w:themeColor="text2"/>
+          <w:sz w:val="28"/>
+          <w:szCs w:val="28"/>
+          <w:lang w:val="el-GR" w:eastAsia="en-GB"/>
+        </w:rPr>
+        <w:lastRenderedPageBreak/>
+        <w:t xml:space="preserve">σὺ γὰρ κύριε μνήσθητι ὅτι ἐποίησας τρεῖς ὥρας ἐπὶ τοῦ σταυροῦ καὶ ὠλιγοψύχησας λέγων· Πάτερ μου, ἵνα τί με ἐγκατέλειπες; </w:t>
       </w:r>
       <w:r>
         <w:rPr>
@@ -9549,21 +9704,7 @@
           <w:szCs w:val="28"/>
           <w:lang w:val="el-GR" w:eastAsia="en-GB"/>
         </w:rPr>
-        <w:t xml:space="preserve">καὶ μάλιστα γινώσκων κύριε τὴν ἀνθρωπίνην </w:t>
-      </w:r>
-      <w:r>
-        <w:rPr>
-          <w:rFonts w:ascii="Gentium" w:hAnsi="Gentium" w:cs="Gentium"/>
-          <w:i/>
-          <w:iCs/>
-          <w:noProof/>
-          <w:color w:val="1F497D" w:themeColor="text2"/>
-          <w:sz w:val="28"/>
-          <w:szCs w:val="28"/>
-          <w:lang w:val="el-GR" w:eastAsia="en-GB"/>
-        </w:rPr>
-        <w:lastRenderedPageBreak/>
-        <w:t xml:space="preserve">σάρκα ὅτι ἀσθενής ἐστιν· ἐπίταξον οὖν κύριέ μου ἀναλαβεῖν τὸ πνεῦμά μου ἀπ’ ἐμοῦ, ἵνα λοιπὸν ἀναπαύσεως τύχω. </w:t>
+        <w:t xml:space="preserve">καὶ μάλιστα γινώσκων κύριε τὴν ἀνθρωπίνην σάρκα ὅτι ἀσθενής ἐστιν· ἐπίταξον οὖν κύριέ μου ἀναλαβεῖν τὸ πνεῦμά μου ἀπ’ ἐμοῦ, ἵνα λοιπὸν ἀναπαύσεως τύχω. </w:t>
       </w:r>
       <w:r>
         <w:rPr>
@@ -9731,8 +9872,18 @@
           <w:szCs w:val="28"/>
           <w:lang w:val="el-GR" w:eastAsia="en-GB"/>
         </w:rPr>
-        <w:t xml:space="preserve">Καὶ στραφεὶς ὁ Ἀνδρέας εἶδεν μεγάλα δένδρα φυέντα καρποφόρα· καὶ ἀποκριθεὶς εἶπεν· Ἔγνων γὰρ κύριε ὅτι οὐκ ἐγκατέλειπάς με. </w:t>
-      </w:r>
+        <w:t>Καὶ στραφεὶς ὁ Ἀνδρέας εἶδεν μεγάλα δένδρα φυέντα καρποφόρα· καὶ ἀποκριθεὶς εἶπεν· Ἔγνων γὰρ κύριε ὅτι οὐκ ἐγκατέλειπάς με.</w:t>
+      </w:r>
+    </w:p>
+    <w:p>
+      <w:pPr>
+        <w:spacing w:before="120"/>
+        <w:jc w:val="both"/>
+        <w:rPr>
+          <w:noProof/>
+          <w:lang w:val="el-GR"/>
+        </w:rPr>
+      </w:pPr>
       <w:r>
         <w:rPr>
           <w:rFonts w:ascii="Gentium" w:hAnsi="Gentium" w:cs="Gentium"/>
@@ -10124,8 +10275,14 @@
         <w:spacing w:before="120"/>
         <w:jc w:val="both"/>
         <w:rPr>
-          <w:noProof/>
-          <w:lang w:val="el-GR"/>
+          <w:rFonts w:ascii="Gentium" w:hAnsi="Gentium" w:cs="Gentium"/>
+          <w:i/>
+          <w:iCs/>
+          <w:noProof/>
+          <w:color w:val="1F497D" w:themeColor="text2"/>
+          <w:sz w:val="28"/>
+          <w:szCs w:val="28"/>
+          <w:lang w:eastAsia="en-GB"/>
         </w:rPr>
       </w:pPr>
       <w:r>
@@ -10350,8 +10507,18 @@
           <w:szCs w:val="28"/>
           <w:lang w:val="el-GR" w:eastAsia="en-GB"/>
         </w:rPr>
-        <w:t xml:space="preserve">Πορευθῶμεν εἰς τὴν φυλακὴν καὶ ἀπολύσωμεν αὐτὸν, μὴ ποτε ἀποθάνωμεν ἐν τῷ ὕδατι τούτῳ τοῦ κατακλυσμοῦ· ἀλλὰ βοήσωμεν ἅπαντες ὅτι Πιστεύομέν σοι ὁ θεὸς τοῦ ξένου ἀνθρώπου· καὶ ἆρον ἀφ’ ἡμῶν τὸ ὕδωρ τοῦτο. </w:t>
-      </w:r>
+        <w:t>Πορευθῶμεν εἰς τὴν φυλακὴν καὶ ἀπολύσωμεν αὐτὸν, μὴ ποτε ἀποθάνωμεν ἐν τῷ ὕδατι τούτῳ τοῦ κατακλυσμοῦ· ἀλλὰ βοήσωμεν ἅπαντες ὅτι Πιστεύομέν σοι ὁ θεὸς τοῦ ξένου ἀνθρώπου· καὶ ἆρον ἀφ’ ἡμῶν τὸ ὕδωρ τοῦτο.</w:t>
+      </w:r>
+    </w:p>
+    <w:p>
+      <w:pPr>
+        <w:spacing w:before="120"/>
+        <w:jc w:val="both"/>
+        <w:rPr>
+          <w:noProof/>
+          <w:lang w:val="el-GR"/>
+        </w:rPr>
+      </w:pPr>
       <w:r>
         <w:rPr>
           <w:rFonts w:ascii="Gentium" w:hAnsi="Gentium" w:cs="Gentium"/>
@@ -10687,7 +10854,21 @@
           <w:szCs w:val="28"/>
           <w:lang w:val="el-GR" w:eastAsia="en-GB"/>
         </w:rPr>
-        <w:t xml:space="preserve">λέγω οὖν σοι, οἵαν ὥραν ἀπέρχεται τὸ ὕδωρ τοῦτο, εἰς τὴν ἄβυσσον πορευθήσῃ καὶ σὺ μετὰ τῶν δεκατεσσάρων δημίων τῶν φονεόντων τοὺς ἀνθρώπους καθ’ ἑκάστην ἡμέραν, καὶ μενεῖτε ἐν τῷ ᾅδῃ ἕως ἂν ἐπιστρέψω ἄλλο ἅπαξ καὶ ἀνενέγκω ὑμᾶς. </w:t>
+        <w:t xml:space="preserve">λέγω οὖν σοι, οἵαν ὥραν ἀπέρχεται τὸ ὕδωρ τοῦτο, εἰς τὴν ἄβυσσον πορευθήσῃ καὶ σὺ μετὰ τῶν δεκατεσσάρων δημίων τῶν φονεόντων τοὺς ἀνθρώπους καθ’ ἑκάστην ἡμέραν, καὶ μενεῖτε ἐν τῷ ᾅδῃ ἕως ἂν </w:t>
+      </w:r>
+      <w:r>
+        <w:rPr>
+          <w:rFonts w:ascii="Gentium" w:hAnsi="Gentium" w:cs="Gentium"/>
+          <w:i/>
+          <w:iCs/>
+          <w:noProof/>
+          <w:color w:val="1F497D" w:themeColor="text2"/>
+          <w:sz w:val="28"/>
+          <w:szCs w:val="28"/>
+          <w:lang w:val="el-GR" w:eastAsia="en-GB"/>
+        </w:rPr>
+        <w:lastRenderedPageBreak/>
+        <w:t xml:space="preserve">ἐπιστρέψω ἄλλο ἅπαξ καὶ ἀνενέγκω ὑμᾶς. </w:t>
       </w:r>
       <w:r>
         <w:rPr>
@@ -10715,21 +10896,7 @@
           <w:szCs w:val="28"/>
           <w:lang w:val="el-GR" w:eastAsia="en-GB"/>
         </w:rPr>
-        <w:t xml:space="preserve">νῦν οὖν πορεύεσθε εἰς τὴν ἄβυσσον, ἵνα ὑποδείξω τούτοις τοῖς δημίοις τὸν τόπον τῆς </w:t>
-      </w:r>
-      <w:r>
-        <w:rPr>
-          <w:rFonts w:ascii="Gentium" w:hAnsi="Gentium" w:cs="Gentium"/>
-          <w:i/>
-          <w:iCs/>
-          <w:noProof/>
-          <w:color w:val="1F497D" w:themeColor="text2"/>
-          <w:sz w:val="28"/>
-          <w:szCs w:val="28"/>
-          <w:lang w:val="el-GR" w:eastAsia="en-GB"/>
-        </w:rPr>
-        <w:lastRenderedPageBreak/>
-        <w:t xml:space="preserve">φονεύσεως αὐτῶν καὶ τὸν τόπον τῆς εἰρήνης, καὶ τῷ γηραιῷ τούτῳ τὸν τόπον τῆς ἀγαπήσεως καὶ τῆς παραδόσεως τῶν τέκνων αὐτοῦ. </w:t>
+        <w:t xml:space="preserve">νῦν οὖν πορεύεσθε εἰς τὴν ἄβυσσον, ἵνα ὑποδείξω τούτοις τοῖς δημίοις τὸν τόπον τῆς φονεύσεως αὐτῶν καὶ τὸν τόπον τῆς εἰρήνης, καὶ τῷ γηραιῷ τούτῳ τὸν τόπον τῆς ἀγαπήσεως καὶ τῆς παραδόσεως τῶν τέκνων αὐτοῦ. </w:t>
       </w:r>
       <w:r>
         <w:rPr>
@@ -11233,8 +11400,14 @@
         <w:spacing w:before="120"/>
         <w:jc w:val="both"/>
         <w:rPr>
-          <w:noProof/>
-          <w:lang w:val="el-GR"/>
+          <w:rFonts w:ascii="Gentium" w:hAnsi="Gentium" w:cs="Gentium"/>
+          <w:i/>
+          <w:iCs/>
+          <w:noProof/>
+          <w:color w:val="1F497D" w:themeColor="text2"/>
+          <w:sz w:val="28"/>
+          <w:szCs w:val="28"/>
+          <w:lang w:eastAsia="en-GB"/>
         </w:rPr>
       </w:pPr>
       <w:r>
@@ -11319,7 +11492,21 @@
           <w:szCs w:val="28"/>
           <w:lang w:val="el-GR" w:eastAsia="en-GB"/>
         </w:rPr>
-        <w:t xml:space="preserve">νῦν οὖν ἐπιστρέψας εἴσελθε εἰς τὴν πόλιν καὶ παράμεινον ἐκεῖ ἡμέρας ἑπτά, ἕως οὗ ἐπιστηρίξῃς τὰς ψυχὰς αὐτῶν ἐν τῇ πίστει· καὶ τότε ἐξέλθῃς ἐκ τῆς πόλεως ταύτης, καὶ ἀπελεύσει εἰς τὴν πόλιν τῶν βαρβάρων σὺ καὶ οἱ μαθηταί σου. </w:t>
+        <w:t xml:space="preserve">νῦν οὖν ἐπιστρέψας εἴσελθε εἰς τὴν πόλιν καὶ παράμεινον ἐκεῖ ἡμέρας ἑπτά, ἕως οὗ ἐπιστηρίξῃς τὰς ψυχὰς αὐτῶν ἐν τῇ πίστει· καὶ τότε ἐξέλθῃς ἐκ τῆς πόλεως ταύτης, καὶ </w:t>
+      </w:r>
+      <w:r>
+        <w:rPr>
+          <w:rFonts w:ascii="Gentium" w:hAnsi="Gentium" w:cs="Gentium"/>
+          <w:i/>
+          <w:iCs/>
+          <w:noProof/>
+          <w:color w:val="1F497D" w:themeColor="text2"/>
+          <w:sz w:val="28"/>
+          <w:szCs w:val="28"/>
+          <w:lang w:val="el-GR" w:eastAsia="en-GB"/>
+        </w:rPr>
+        <w:lastRenderedPageBreak/>
+        <w:t xml:space="preserve">ἀπελεύσει εἰς τὴν πόλιν τῶν βαρβάρων σὺ καὶ οἱ μαθηταί σου. </w:t>
       </w:r>
       <w:r>
         <w:rPr>
@@ -11347,8 +11534,18 @@
           <w:szCs w:val="28"/>
           <w:lang w:val="el-GR" w:eastAsia="en-GB"/>
         </w:rPr>
-        <w:t xml:space="preserve">καὶ μετὰ τὸ εἰσελθεῖν σε ἐν τῇ πόλει ἐκείνῃ, καὶ κηρύξαι τὸ εὐαγγέλιόν μου ἐν αὐτῇ, καὶ ἐξέλθῃς ἀπ’ αὐτῶν καὶ πάλιν εἰσέλθῃς εἰς τὴν πόλιν ταύτην, καὶ ἀνενέγκῃς τοὺς ἄνδρας τοὺς ἐν τῇ ἀβύσσῳ. </w:t>
-      </w:r>
+        <w:t>καὶ μετὰ τὸ εἰσελθεῖν σε ἐν τῇ πόλει ἐκείνῃ, καὶ κηρύξαι τὸ εὐαγγέλιόν μου ἐν αὐτῇ, καὶ ἐξέλθῃς ἀπ’ αὐτῶν καὶ πάλιν εἰσέλθῃς εἰς τὴν πόλιν ταύτην, καὶ ἀνενέγκῃς τοὺς ἄνδρας τοὺς ἐν τῇ ἀβύσσῳ.</w:t>
+      </w:r>
+    </w:p>
+    <w:p>
+      <w:pPr>
+        <w:spacing w:before="120"/>
+        <w:jc w:val="both"/>
+        <w:rPr>
+          <w:noProof/>
+          <w:lang w:val="el-GR"/>
+        </w:rPr>
+      </w:pPr>
       <w:r>
         <w:rPr>
           <w:rFonts w:ascii="Gentium" w:hAnsi="Gentium" w:cs="Gentium"/>
@@ -11375,21 +11572,7 @@
           <w:szCs w:val="28"/>
           <w:lang w:val="el-GR" w:eastAsia="en-GB"/>
         </w:rPr>
-        <w:t xml:space="preserve">Τότε </w:t>
-      </w:r>
-      <w:r>
-        <w:rPr>
-          <w:rFonts w:ascii="Gentium" w:hAnsi="Gentium" w:cs="Gentium"/>
-          <w:i/>
-          <w:iCs/>
-          <w:noProof/>
-          <w:color w:val="1F497D" w:themeColor="text2"/>
-          <w:sz w:val="28"/>
-          <w:szCs w:val="28"/>
-          <w:lang w:val="el-GR" w:eastAsia="en-GB"/>
-        </w:rPr>
-        <w:lastRenderedPageBreak/>
-        <w:t xml:space="preserve">Ἀνδρέας ἐπιστρέψας εἰσῆλθεν ἐν τῇ πόλει λέγων· Εὐλογήσω σε κύριέ μου Ἰησοῦ Χριστέ, ὁ σῶσαι θέλων πᾶσαν ψυχήν, ὅτι οὐκ ἔασάς με ἐξελθεῖν ἐκ τῆς πόλεως ταύτης σὺν τῷ θυμῷ μου. </w:t>
+        <w:t xml:space="preserve">Τότε Ἀνδρέας ἐπιστρέψας εἰσῆλθεν ἐν τῇ πόλει λέγων· Εὐλογήσω σε κύριέ μου Ἰησοῦ Χριστέ, ὁ σῶσαι θέλων πᾶσαν ψυχήν, ὅτι οὐκ ἔασάς με ἐξελθεῖν ἐκ τῆς πόλεως ταύτης σὺν τῷ θυμῷ μου. </w:t>
       </w:r>
       <w:r>
         <w:rPr>

--- a/Dddd-Aga/D207-Aam.docx
+++ b/Dddd-Aga/D207-Aam.docx
@@ -64,22 +64,19 @@
         <w:rPr>
           <w:rFonts w:ascii="Gentium" w:hAnsi="Gentium" w:cs="Gentium"/>
         </w:rPr>
-        <w:t xml:space="preserve">; the text has been gleaned from </w:t>
-      </w:r>
-      <w:hyperlink r:id="rId5" w:tooltip="Source for the Text">
-        <w:r>
-          <w:rPr>
-            <w:rStyle w:val="Hyperlink"/>
-            <w:rFonts w:ascii="Gentium" w:hAnsi="Gentium" w:cs="Gentium"/>
-          </w:rPr>
-          <w:t>this ‘Literal Translations of the Bible’ (Google) repository</w:t>
-        </w:r>
-      </w:hyperlink>
-      <w:r>
-        <w:rPr>
-          <w:rFonts w:ascii="Gentium" w:hAnsi="Gentium" w:cs="Gentium"/>
-        </w:rPr>
-        <w:t>. It is not known who digitized the text (or how), and neither is the origin of the verse numbers.</w:t>
+        <w:t>. It is not known who digitized the text (or how)</w:t>
+      </w:r>
+      <w:r>
+        <w:rPr>
+          <w:rFonts w:ascii="Gentium" w:hAnsi="Gentium" w:cs="Gentium"/>
+        </w:rPr>
+        <w:t>; verse numbers are as used by James M. Tucker in his 2011 ‘literal translation’</w:t>
+      </w:r>
+      <w:r>
+        <w:rPr>
+          <w:rFonts w:ascii="Gentium" w:hAnsi="Gentium" w:cs="Gentium"/>
+        </w:rPr>
+        <w:t>.</w:t>
       </w:r>
     </w:p>
     <w:p>

--- a/Dddd-Aga/D207-Aam.docx
+++ b/Dddd-Aga/D207-Aam.docx
@@ -2679,7 +2679,46 @@
           <w:szCs w:val="28"/>
           <w:lang w:val="el-GR" w:eastAsia="en-GB"/>
         </w:rPr>
-        <w:t>Τότε Ἀνδρέας ἔκραξεν φωνῇ μεγάλῃ λέγων· Εὐλογῶ σε κύριέ μου Ἰησοῦ Χριστέ, ὅτι συνήντησα ἀνδρὶ δοξάζοντι τὸ ὄνομά σου.</w:t>
+        <w:t>Τότε Ἀνδρέας ἔκραξεν φωνῇ μεγάλῃ λέγων· Εὐλογ</w:t>
+      </w:r>
+      <w:r>
+        <w:rPr>
+          <w:rFonts w:ascii="Gentium" w:hAnsi="Gentium" w:cs="Gentium"/>
+          <w:i/>
+          <w:iCs/>
+          <w:noProof/>
+          <w:color w:val="1F497D" w:themeColor="text2"/>
+          <w:sz w:val="28"/>
+          <w:szCs w:val="28"/>
+          <w:lang w:val="el-GR" w:eastAsia="en-GB"/>
+        </w:rPr>
+        <w:t>ή</w:t>
+      </w:r>
+      <w:r>
+        <w:rPr>
+          <w:rFonts w:ascii="Gentium" w:hAnsi="Gentium" w:cs="Gentium"/>
+          <w:i/>
+          <w:iCs/>
+          <w:noProof/>
+          <w:color w:val="1F497D" w:themeColor="text2"/>
+          <w:sz w:val="28"/>
+          <w:szCs w:val="28"/>
+          <w:lang w:eastAsia="en-GB"/>
+        </w:rPr>
+        <w:t>..</w:t>
+      </w:r>
+      <w:r>
+        <w:rPr>
+          <w:rFonts w:ascii="Gentium" w:hAnsi="Gentium" w:cs="Gentium"/>
+          <w:i/>
+          <w:iCs/>
+          <w:noProof/>
+          <w:color w:val="1F497D" w:themeColor="text2"/>
+          <w:sz w:val="28"/>
+          <w:szCs w:val="28"/>
+          <w:lang w:val="el-GR" w:eastAsia="en-GB"/>
+        </w:rPr>
+        <w:t xml:space="preserve"> σε κύριέ μου Ἰησοῦ Χριστέ, ὅτι συνήντησα ἀνδρὶ δοξάζοντι τὸ ὄνομά σου.</w:t>
       </w:r>
     </w:p>
     <w:p>
@@ -4900,7 +4939,46 @@
           <w:szCs w:val="28"/>
           <w:lang w:val="el-GR" w:eastAsia="en-GB"/>
         </w:rPr>
-        <w:t xml:space="preserve">μετεμόρφωσεν γὰρ ἑαυτὸν ὥσπερ πρῳρέα ἐν τῷ πλοίῳ καὶ ἐταπείνωσεν ἑαυτόν, καὶ ἐφάνη ἡμῖν ὡς ἄνθρωπος, ἐκπειράζων ἡμᾶς. </w:t>
+        <w:t>μετεμόρφωσεν γὰρ ἑαυτὸν ὥσπερ πρῳρ</w:t>
+      </w:r>
+      <w:r>
+        <w:rPr>
+          <w:rFonts w:ascii="Gentium" w:hAnsi="Gentium" w:cs="Gentium"/>
+          <w:i/>
+          <w:iCs/>
+          <w:noProof/>
+          <w:color w:val="1F497D" w:themeColor="text2"/>
+          <w:sz w:val="28"/>
+          <w:szCs w:val="28"/>
+          <w:lang w:val="el-GR" w:eastAsia="en-GB"/>
+        </w:rPr>
+        <w:t>ε</w:t>
+      </w:r>
+      <w:r>
+        <w:rPr>
+          <w:rFonts w:ascii="Gentium" w:hAnsi="Gentium" w:cs="Gentium"/>
+          <w:i/>
+          <w:iCs/>
+          <w:noProof/>
+          <w:color w:val="1F497D" w:themeColor="text2"/>
+          <w:sz w:val="28"/>
+          <w:szCs w:val="28"/>
+          <w:lang w:val="el-GR" w:eastAsia="en-GB"/>
+        </w:rPr>
+        <w:t>ὺς</w:t>
+      </w:r>
+      <w:r>
+        <w:rPr>
+          <w:rFonts w:ascii="Gentium" w:hAnsi="Gentium" w:cs="Gentium"/>
+          <w:i/>
+          <w:iCs/>
+          <w:noProof/>
+          <w:color w:val="1F497D" w:themeColor="text2"/>
+          <w:sz w:val="28"/>
+          <w:szCs w:val="28"/>
+          <w:lang w:val="el-GR" w:eastAsia="en-GB"/>
+        </w:rPr>
+        <w:t xml:space="preserve"> ἐν τῷ πλοίῳ καὶ ἐταπείνωσεν ἑαυτόν, καὶ ἐφάνη ἡμῖν ὡς ἄνθρωπος, ἐκπειράζων ἡμᾶς. </w:t>
       </w:r>
       <w:r>
         <w:rPr>
@@ -5026,7 +5104,33 @@
           <w:lang w:val="el-GR" w:eastAsia="en-GB"/>
         </w:rPr>
         <w:lastRenderedPageBreak/>
-        <w:t xml:space="preserve">Ἰσαὰκ καὶ Ἰακὼβ καὶ πάντας τοὺς ἁγίους, καὶ Δαυὶδ ᾁδοντα ᾠδὴν ἐν τῇ κιθάρᾳ αὐτοῦ. </w:t>
+        <w:t xml:space="preserve">Ἰσαὰκ καὶ Ἰακὼβ καὶ πάντας τοὺς ἁγίους, καὶ Δαυὶδ </w:t>
+      </w:r>
+      <w:r>
+        <w:rPr>
+          <w:rFonts w:ascii="Gentium" w:hAnsi="Gentium" w:cs="Gentium"/>
+          <w:i/>
+          <w:iCs/>
+          <w:noProof/>
+          <w:color w:val="1F497D" w:themeColor="text2"/>
+          <w:sz w:val="28"/>
+          <w:szCs w:val="28"/>
+          <w:lang w:val="el-GR" w:eastAsia="en-GB"/>
+        </w:rPr>
+        <w:t>ᾄδων</w:t>
+      </w:r>
+      <w:r>
+        <w:rPr>
+          <w:rFonts w:ascii="Gentium" w:hAnsi="Gentium" w:cs="Gentium"/>
+          <w:i/>
+          <w:iCs/>
+          <w:noProof/>
+          <w:color w:val="1F497D" w:themeColor="text2"/>
+          <w:sz w:val="28"/>
+          <w:szCs w:val="28"/>
+          <w:lang w:val="el-GR" w:eastAsia="en-GB"/>
+        </w:rPr>
+        <w:t xml:space="preserve"> ᾠδὴν ἐν τῇ κιθάρᾳ αὐτοῦ. </w:t>
       </w:r>
       <w:r>
         <w:rPr>
@@ -5519,7 +5623,85 @@
           <w:szCs w:val="28"/>
           <w:lang w:val="el-GR" w:eastAsia="en-GB"/>
         </w:rPr>
-        <w:t xml:space="preserve">ἰδοὺ γὰρ ὑποδείκνυμί σοι Ἀνδρέα πρὸ τοῦ εἰσελθεῖν σε ἐν τῇ πόλει αὐτῶν· ἐνδείξονταί σοι ὕβρεις πολλὰς καὶ δεινὰς καὶ ἐπάξουσίν σοι βασάνους καὶ σκορπίσουσίν σου τὰς σάρκας ἐν ταῖς πλατείαις καὶ ῥύμαις τῆς πόλεως αὐτῶν, καὶ τὸ αἷμά σου ῥεύσει ἐπὶ τὴν γῆν ὥσπερ ὕδωρ· μὴ μόνον τὸν θάνατον οὐ δύνήσονται σοι παρασχεῖν· πολλὰς δὲ θλίψεις ἐπάξουσιν. </w:t>
+        <w:t xml:space="preserve">ἰδοὺ γὰρ ὑποδείκνυμί σοι Ἀνδρέα πρὸ τοῦ εἰσελθεῖν σε ἐν τῇ πόλει αὐτῶν· ἐνδείξονταί σοι ὕβρεις πολλὰς καὶ δεινὰς καὶ ἐπάξουσίν σοι βασάνους καὶ σκορπίσουσίν σου τὰς σάρκας ἐν ταῖς πλατείαις καὶ ῥύμαις τῆς πόλεως αὐτῶν, καὶ τὸ αἷμά σου ῥεύσει ἐπὶ τὴν γῆν ὥσπερ ὕδωρ· </w:t>
+      </w:r>
+      <w:r>
+        <w:rPr>
+          <w:rFonts w:ascii="Gentium" w:hAnsi="Gentium" w:cs="Gentium"/>
+          <w:i/>
+          <w:iCs/>
+          <w:noProof/>
+          <w:color w:val="1F497D" w:themeColor="text2"/>
+          <w:sz w:val="28"/>
+          <w:szCs w:val="28"/>
+          <w:lang w:val="el-GR" w:eastAsia="en-GB"/>
+        </w:rPr>
+        <w:t>εἰ</w:t>
+      </w:r>
+      <w:r>
+        <w:rPr>
+          <w:rFonts w:ascii="Gentium" w:hAnsi="Gentium" w:cs="Gentium"/>
+          <w:i/>
+          <w:iCs/>
+          <w:noProof/>
+          <w:color w:val="1F497D" w:themeColor="text2"/>
+          <w:sz w:val="28"/>
+          <w:szCs w:val="28"/>
+          <w:lang w:val="el-GR" w:eastAsia="en-GB"/>
+        </w:rPr>
+        <w:t xml:space="preserve"> </w:t>
+      </w:r>
+      <w:r>
+        <w:rPr>
+          <w:rFonts w:ascii="Gentium" w:hAnsi="Gentium" w:cs="Gentium"/>
+          <w:i/>
+          <w:iCs/>
+          <w:noProof/>
+          <w:color w:val="1F497D" w:themeColor="text2"/>
+          <w:sz w:val="28"/>
+          <w:szCs w:val="28"/>
+          <w:lang w:val="el-GR" w:eastAsia="en-GB"/>
+        </w:rPr>
+        <w:t xml:space="preserve">μὴ μόνον τὸν θάνατον </w:t>
+      </w:r>
+      <w:r>
+        <w:rPr>
+          <w:rFonts w:ascii="Gentium" w:hAnsi="Gentium" w:cs="Gentium"/>
+          <w:i/>
+          <w:iCs/>
+          <w:noProof/>
+          <w:color w:val="1F497D" w:themeColor="text2"/>
+          <w:sz w:val="28"/>
+          <w:szCs w:val="28"/>
+          <w:lang w:val="el-GR" w:eastAsia="en-GB"/>
+        </w:rPr>
+        <w:t>οὐ δύνανται</w:t>
+      </w:r>
+      <w:r>
+        <w:rPr>
+          <w:rFonts w:ascii="Gentium" w:hAnsi="Gentium" w:cs="Gentium"/>
+          <w:i/>
+          <w:iCs/>
+          <w:noProof/>
+          <w:color w:val="1F497D" w:themeColor="text2"/>
+          <w:sz w:val="28"/>
+          <w:szCs w:val="28"/>
+          <w:lang w:val="el-GR" w:eastAsia="en-GB"/>
+        </w:rPr>
+        <w:t xml:space="preserve"> </w:t>
+      </w:r>
+      <w:r>
+        <w:rPr>
+          <w:rFonts w:ascii="Gentium" w:hAnsi="Gentium" w:cs="Gentium"/>
+          <w:i/>
+          <w:iCs/>
+          <w:noProof/>
+          <w:color w:val="1F497D" w:themeColor="text2"/>
+          <w:sz w:val="28"/>
+          <w:szCs w:val="28"/>
+          <w:lang w:val="el-GR" w:eastAsia="en-GB"/>
+        </w:rPr>
+        <w:t xml:space="preserve">σοι παρασχεῖν· πολλὰς δὲ θλίψεις ἐπάξουσιν. </w:t>
       </w:r>
       <w:r>
         <w:rPr>
@@ -6025,7 +6207,46 @@
           <w:szCs w:val="28"/>
           <w:lang w:val="el-GR" w:eastAsia="en-GB"/>
         </w:rPr>
-        <w:t xml:space="preserve">Εὐθὺς γὰρ ὡς εἰσήγαγόν με ἐν τῇ φυλακῇ ηὐξάμην πρὸς κύριον καὶ ἐφανέρωσέν μοι ἑαυτὸν καὶ εἶπεν μοι λέγων· Ὑπόμεινον ἐνταῦθα εἰκοσιεπτὰ ἡμέρας καὶ μετὰ ταῦτα ἐξαποστελῶ σοι Ἀνδρέαν καὶ ἐξάξει σε ἐκ τῆς φυλακῆς καὶ πάντας τοὺς μετὰ σοῦ. </w:t>
+        <w:t xml:space="preserve">Εὐθὺς γὰρ ὡς εἰσήγαγόν με ἐν τῇ φυλακῇ </w:t>
+      </w:r>
+      <w:r>
+        <w:rPr>
+          <w:rFonts w:ascii="Gentium" w:hAnsi="Gentium" w:cs="Gentium"/>
+          <w:i/>
+          <w:iCs/>
+          <w:noProof/>
+          <w:color w:val="1F497D" w:themeColor="text2"/>
+          <w:sz w:val="28"/>
+          <w:szCs w:val="28"/>
+          <w:lang w:val="el-GR" w:eastAsia="en-GB"/>
+        </w:rPr>
+        <w:t>καὶ</w:t>
+      </w:r>
+      <w:r>
+        <w:rPr>
+          <w:rFonts w:ascii="Gentium" w:hAnsi="Gentium" w:cs="Gentium"/>
+          <w:i/>
+          <w:iCs/>
+          <w:noProof/>
+          <w:color w:val="1F497D" w:themeColor="text2"/>
+          <w:sz w:val="28"/>
+          <w:szCs w:val="28"/>
+          <w:lang w:val="el-GR" w:eastAsia="en-GB"/>
+        </w:rPr>
+        <w:t xml:space="preserve"> </w:t>
+      </w:r>
+      <w:r>
+        <w:rPr>
+          <w:rFonts w:ascii="Gentium" w:hAnsi="Gentium" w:cs="Gentium"/>
+          <w:i/>
+          <w:iCs/>
+          <w:noProof/>
+          <w:color w:val="1F497D" w:themeColor="text2"/>
+          <w:sz w:val="28"/>
+          <w:szCs w:val="28"/>
+          <w:lang w:val="el-GR" w:eastAsia="en-GB"/>
+        </w:rPr>
+        <w:t xml:space="preserve">ηὐξάμην πρὸς κύριον καὶ ἐφανέρωσέν μοι ἑαυτὸν καὶ εἶπεν μοι λέγων· Ὑπόμεινον ἐνταῦθα εἰκοσιεπτὰ ἡμέρας καὶ μετὰ ταῦτα ἐξαποστελῶ σοι Ἀνδρέαν καὶ ἐξάξει σε ἐκ τῆς φυλακῆς καὶ πάντας τοὺς μετὰ σοῦ. </w:t>
       </w:r>
       <w:r>
         <w:rPr>
@@ -6166,7 +6387,98 @@
           <w:szCs w:val="28"/>
           <w:lang w:val="el-GR" w:eastAsia="en-GB"/>
         </w:rPr>
-        <w:t xml:space="preserve">Τότε ὁ Ἀνδρέας θεασάμενος ἐν μέσῳ τῆς φυλακῆς εἶδεν τοὺς ἄνδρας τοὺς κατακλείστους γυμνοὺς καὶ χόρτον ἐσθίοντας ὥσπερ τὰ κτήνη τὰ ἄλογα, καὶ τύψας τὸ στῆθος αὐτοῦ ὁ Ἀνδρέας εἶπεν ἐν ἑαυτῷ· Ὦ Ἀνδρέα, πρόσσχες καὶ θέασαι τί πάσχουσιν οἱ ὅμοιοι σου ἀνθρώποις, πῶς παρεπλησίασαν αὐτοὺς τοῖς κτήνεσιν τοῖς ἀνοήτοις. </w:t>
+        <w:t xml:space="preserve">Τότε ὁ Ἀνδρέας θεασάμενος ἐν μέσῳ τῆς φυλακῆς εἶδεν τοὺς ἄνδρας τοὺς κατακλείστους γυμνοὺς καὶ χόρτον ἐσθίοντας ὥσπερ τὰ κτήνη τὰ ἄλογα, καὶ τύψας τὸ στῆθος αὐτοῦ ὁ Ἀνδρέας εἶπεν ἐν ἑαυτῷ· Ὦ Ἀνδρέα, πρόσσχες καὶ θέασαι τί </w:t>
+      </w:r>
+      <w:r>
+        <w:rPr>
+          <w:rFonts w:ascii="Gentium" w:hAnsi="Gentium" w:cs="Gentium"/>
+          <w:i/>
+          <w:iCs/>
+          <w:noProof/>
+          <w:color w:val="1F497D" w:themeColor="text2"/>
+          <w:sz w:val="28"/>
+          <w:szCs w:val="28"/>
+          <w:lang w:val="el-GR" w:eastAsia="en-GB"/>
+        </w:rPr>
+        <w:t>παρέσχον</w:t>
+      </w:r>
+      <w:r>
+        <w:rPr>
+          <w:rFonts w:ascii="Gentium" w:hAnsi="Gentium" w:cs="Gentium"/>
+          <w:i/>
+          <w:iCs/>
+          <w:noProof/>
+          <w:color w:val="1F497D" w:themeColor="text2"/>
+          <w:sz w:val="28"/>
+          <w:szCs w:val="28"/>
+          <w:lang w:eastAsia="en-GB"/>
+        </w:rPr>
+        <w:t xml:space="preserve"> </w:t>
+      </w:r>
+      <w:r>
+        <w:rPr>
+          <w:rFonts w:ascii="Gentium" w:hAnsi="Gentium" w:cs="Gentium"/>
+          <w:i/>
+          <w:iCs/>
+          <w:noProof/>
+          <w:color w:val="1F497D" w:themeColor="text2"/>
+          <w:sz w:val="28"/>
+          <w:szCs w:val="28"/>
+          <w:lang w:val="el-GR" w:eastAsia="en-GB"/>
+        </w:rPr>
+        <w:t>τοῖς</w:t>
+      </w:r>
+      <w:r>
+        <w:rPr>
+          <w:rFonts w:ascii="Gentium" w:hAnsi="Gentium" w:cs="Gentium"/>
+          <w:i/>
+          <w:iCs/>
+          <w:noProof/>
+          <w:color w:val="1F497D" w:themeColor="text2"/>
+          <w:sz w:val="28"/>
+          <w:szCs w:val="28"/>
+          <w:lang w:eastAsia="en-GB"/>
+        </w:rPr>
+        <w:t xml:space="preserve"> </w:t>
+      </w:r>
+      <w:r>
+        <w:rPr>
+          <w:rFonts w:ascii="Gentium" w:hAnsi="Gentium" w:cs="Gentium"/>
+          <w:i/>
+          <w:iCs/>
+          <w:noProof/>
+          <w:color w:val="1F497D" w:themeColor="text2"/>
+          <w:sz w:val="28"/>
+          <w:szCs w:val="28"/>
+          <w:lang w:val="el-GR" w:eastAsia="en-GB"/>
+        </w:rPr>
+        <w:t>ὁμοίοις</w:t>
+      </w:r>
+      <w:r>
+        <w:rPr>
+          <w:rFonts w:ascii="Gentium" w:hAnsi="Gentium" w:cs="Gentium"/>
+          <w:i/>
+          <w:iCs/>
+          <w:noProof/>
+          <w:color w:val="1F497D" w:themeColor="text2"/>
+          <w:sz w:val="28"/>
+          <w:szCs w:val="28"/>
+          <w:lang w:val="el-GR" w:eastAsia="en-GB"/>
+        </w:rPr>
+        <w:t xml:space="preserve"> </w:t>
+      </w:r>
+      <w:r>
+        <w:rPr>
+          <w:rFonts w:ascii="Gentium" w:hAnsi="Gentium" w:cs="Gentium"/>
+          <w:i/>
+          <w:iCs/>
+          <w:noProof/>
+          <w:color w:val="1F497D" w:themeColor="text2"/>
+          <w:sz w:val="28"/>
+          <w:szCs w:val="28"/>
+          <w:lang w:val="el-GR" w:eastAsia="en-GB"/>
+        </w:rPr>
+        <w:t xml:space="preserve">σου ἀνθρώποις, πῶς παρεπλησίασαν αὐτοὺς τοῖς κτήνεσιν τοῖς ἀνοήτοις. </w:t>
       </w:r>
       <w:r>
         <w:rPr>
@@ -6194,7 +6506,46 @@
           <w:szCs w:val="28"/>
           <w:lang w:val="el-GR" w:eastAsia="en-GB"/>
         </w:rPr>
-        <w:t xml:space="preserve">Τότε ἤρξατο ὁ Ἀνδρέας διελέγχειν τὸν Σατανᾶν καὶ λέγειν πρὸς αὐτόν· Οὐαί σοι τῷ διαβόλῳ τῷ ἐχθρῷ τοῦ θεοῦ καὶ τῶν ἀγγέλων αὐτοῦ, ὅτι οὐδὲν σοι κακὸν παρέσχον οἱ ἐνταῦθα ξένοι, καὶ πῶς ἐπήγαγες αὐτοῖς τὴν τιμωρίαν ταύτην; </w:t>
+        <w:t xml:space="preserve">Τότε ἤρξατο ὁ Ἀνδρέας διελέγχειν τὸν Σατανᾶν καὶ λέγειν πρὸς αὐτόν· Οὐαί σοι τῷ διαβόλῳ τῷ ἐχθρῷ τοῦ θεοῦ καὶ </w:t>
+      </w:r>
+      <w:r>
+        <w:rPr>
+          <w:rFonts w:ascii="Gentium" w:hAnsi="Gentium" w:cs="Gentium"/>
+          <w:i/>
+          <w:iCs/>
+          <w:noProof/>
+          <w:color w:val="1F497D" w:themeColor="text2"/>
+          <w:sz w:val="28"/>
+          <w:szCs w:val="28"/>
+          <w:lang w:val="el-GR" w:eastAsia="en-GB"/>
+        </w:rPr>
+        <w:t>τοῖς ἀγγέλοις</w:t>
+      </w:r>
+      <w:r>
+        <w:rPr>
+          <w:rFonts w:ascii="Gentium" w:hAnsi="Gentium" w:cs="Gentium"/>
+          <w:i/>
+          <w:iCs/>
+          <w:noProof/>
+          <w:color w:val="1F497D" w:themeColor="text2"/>
+          <w:sz w:val="28"/>
+          <w:szCs w:val="28"/>
+          <w:lang w:val="el-GR" w:eastAsia="en-GB"/>
+        </w:rPr>
+        <w:t xml:space="preserve"> </w:t>
+      </w:r>
+      <w:r>
+        <w:rPr>
+          <w:rFonts w:ascii="Gentium" w:hAnsi="Gentium" w:cs="Gentium"/>
+          <w:i/>
+          <w:iCs/>
+          <w:noProof/>
+          <w:color w:val="1F497D" w:themeColor="text2"/>
+          <w:sz w:val="28"/>
+          <w:szCs w:val="28"/>
+          <w:lang w:val="el-GR" w:eastAsia="en-GB"/>
+        </w:rPr>
+        <w:t xml:space="preserve">αὐτοῦ, ὅτι οὐδὲν σοι κακὸν παρέσχον οἱ ἐνταῦθα ξένοι, καὶ πῶς ἐπήγαγες αὐτοῖς τὴν τιμωρίαν ταύτην; </w:t>
       </w:r>
       <w:r>
         <w:rPr>
@@ -6404,7 +6755,137 @@
           <w:szCs w:val="28"/>
           <w:lang w:val="el-GR" w:eastAsia="en-GB"/>
         </w:rPr>
-        <w:t>Ἀλλὰ ἔτι ἐστιν ἑτοιμαζομένη κόλασις ἕνεκεν τῆς σῆς τιμωρίας.</w:t>
+        <w:t xml:space="preserve">Ἀλλὰ </w:t>
+      </w:r>
+      <w:r>
+        <w:rPr>
+          <w:rFonts w:ascii="Gentium" w:hAnsi="Gentium" w:cs="Gentium"/>
+          <w:i/>
+          <w:iCs/>
+          <w:noProof/>
+          <w:color w:val="1F497D" w:themeColor="text2"/>
+          <w:sz w:val="28"/>
+          <w:szCs w:val="28"/>
+          <w:lang w:val="el-GR" w:eastAsia="en-GB"/>
+        </w:rPr>
+        <w:t>εἴ</w:t>
+      </w:r>
+      <w:r>
+        <w:rPr>
+          <w:rFonts w:ascii="Gentium" w:hAnsi="Gentium" w:cs="Gentium"/>
+          <w:i/>
+          <w:iCs/>
+          <w:noProof/>
+          <w:color w:val="1F497D" w:themeColor="text2"/>
+          <w:sz w:val="28"/>
+          <w:szCs w:val="28"/>
+          <w:lang w:eastAsia="en-GB"/>
+        </w:rPr>
+        <w:t xml:space="preserve"> </w:t>
+      </w:r>
+      <w:r>
+        <w:rPr>
+          <w:rFonts w:ascii="Gentium" w:hAnsi="Gentium" w:cs="Gentium"/>
+          <w:i/>
+          <w:iCs/>
+          <w:noProof/>
+          <w:color w:val="1F497D" w:themeColor="text2"/>
+          <w:sz w:val="28"/>
+          <w:szCs w:val="28"/>
+          <w:lang w:val="el-GR" w:eastAsia="en-GB"/>
+        </w:rPr>
+        <w:t>τί</w:t>
+      </w:r>
+      <w:r>
+        <w:rPr>
+          <w:rFonts w:ascii="Gentium" w:hAnsi="Gentium" w:cs="Gentium"/>
+          <w:i/>
+          <w:iCs/>
+          <w:noProof/>
+          <w:color w:val="1F497D" w:themeColor="text2"/>
+          <w:sz w:val="28"/>
+          <w:szCs w:val="28"/>
+          <w:lang w:val="el-GR" w:eastAsia="en-GB"/>
+        </w:rPr>
+        <w:t xml:space="preserve"> </w:t>
+      </w:r>
+      <w:r>
+        <w:rPr>
+          <w:rFonts w:ascii="Gentium" w:hAnsi="Gentium" w:cs="Gentium"/>
+          <w:i/>
+          <w:iCs/>
+          <w:noProof/>
+          <w:color w:val="1F497D" w:themeColor="text2"/>
+          <w:sz w:val="28"/>
+          <w:szCs w:val="28"/>
+          <w:lang w:val="el-GR" w:eastAsia="en-GB"/>
+        </w:rPr>
+        <w:t xml:space="preserve">ἐστιν </w:t>
+      </w:r>
+      <w:r>
+        <w:rPr>
+          <w:rFonts w:ascii="Gentium" w:hAnsi="Gentium" w:cs="Gentium"/>
+          <w:i/>
+          <w:iCs/>
+          <w:noProof/>
+          <w:color w:val="1F497D" w:themeColor="text2"/>
+          <w:sz w:val="28"/>
+          <w:szCs w:val="28"/>
+          <w:lang w:val="el-GR" w:eastAsia="en-GB"/>
+        </w:rPr>
+        <w:t>ἑτοιμαζόμενον</w:t>
+      </w:r>
+      <w:r>
+        <w:rPr>
+          <w:rFonts w:ascii="Gentium" w:hAnsi="Gentium" w:cs="Gentium"/>
+          <w:i/>
+          <w:iCs/>
+          <w:noProof/>
+          <w:color w:val="1F497D" w:themeColor="text2"/>
+          <w:sz w:val="28"/>
+          <w:szCs w:val="28"/>
+          <w:lang w:eastAsia="en-GB"/>
+        </w:rPr>
+        <w:t xml:space="preserve"> </w:t>
+      </w:r>
+      <w:r>
+        <w:rPr>
+          <w:rFonts w:ascii="Gentium" w:hAnsi="Gentium" w:cs="Gentium"/>
+          <w:i/>
+          <w:iCs/>
+          <w:noProof/>
+          <w:color w:val="1F497D" w:themeColor="text2"/>
+          <w:sz w:val="28"/>
+          <w:szCs w:val="28"/>
+          <w:lang w:val="el-GR" w:eastAsia="en-GB"/>
+        </w:rPr>
+        <w:t>κολάσεως</w:t>
+      </w:r>
+      <w:r>
+        <w:rPr>
+          <w:rFonts w:ascii="Gentium" w:hAnsi="Gentium" w:cs="Gentium"/>
+          <w:i/>
+          <w:iCs/>
+          <w:noProof/>
+          <w:color w:val="1F497D" w:themeColor="text2"/>
+          <w:sz w:val="28"/>
+          <w:szCs w:val="28"/>
+          <w:lang w:val="el-GR" w:eastAsia="en-GB"/>
+        </w:rPr>
+        <w:t xml:space="preserve"> </w:t>
+      </w:r>
+      <w:r>
+        <w:rPr>
+          <w:rFonts w:ascii="Gentium" w:hAnsi="Gentium" w:cs="Gentium"/>
+          <w:i/>
+          <w:iCs/>
+          <w:noProof/>
+          <w:color w:val="1F497D" w:themeColor="text2"/>
+          <w:sz w:val="28"/>
+          <w:szCs w:val="28"/>
+          <w:lang w:val="el-GR" w:eastAsia="en-GB"/>
+        </w:rPr>
+        <w:t>ἕνεκεν τῆς σῆς τιμωρίας.</w:t>
       </w:r>
     </w:p>
     <w:p>
@@ -6657,7 +7138,7 @@
           <w:szCs w:val="28"/>
           <w:lang w:val="el-GR" w:eastAsia="en-GB"/>
         </w:rPr>
-        <w:t xml:space="preserve">Ἦσαν δὲ οἱ πάντες ἄνδρες διακόσιοι ἑβδομήκοντα καὶ γυναῖκες τεσσαράκοντα ἐννέα οὓς ἀπέλυσεν Ἀνδρέας ἐκ τῆς φυλακῆς. </w:t>
+        <w:t xml:space="preserve">Ἦσαν δὲ οἱ πάντες ἄνδρες διακόσιοι ἑβδομήντα καὶ γυναῖκες τεσσαράκοντα ἐννέα οὓς ἀπέλυσεν Ἀνδρέας ἐκ τῆς φυλακῆς. </w:t>
       </w:r>
       <w:r>
         <w:rPr>
@@ -7052,7 +7533,46 @@
           <w:szCs w:val="28"/>
           <w:lang w:val="el-GR" w:eastAsia="en-GB"/>
         </w:rPr>
-        <w:t xml:space="preserve">Καὶ ἀπελθόντες οἱ δήμιοι εἰς τὴν φυλακὴν ἤνεγκαν τοὺς ἑπτὰ ἄνδρας τοὺς τελευτήσαντας· καὶ ἦν κλίβανος οἰκοδομημένος ἐν μέσῳ τῆς πόλεως, καὶ προσέκειτο τῷ κλιβάνῳ ληνὸς μεγάλη ἔνθα τοὺς ἀνθρώπους ἐσφαγίαζον, καὶ διέτρεχεν αὐτῶν τὸ αἷμα ἐπὶ τὴν ληνόν, καὶ ἤντλουν ἐκ τοῦ αἵματος καὶ ἔπινον. </w:t>
+        <w:t xml:space="preserve">Καὶ ἀπελθόντες οἱ δήμιοι εἰς τὴν φυλακὴν ἤνεγκαν τοὺς ἑπτὰ ἄνδρας τοὺς τελευτήσαντας· καὶ ἦν κλίβανος οἰκοδομημένος ἐν μέσῳ τῆς πόλεως, καὶ προσέκειτο </w:t>
+      </w:r>
+      <w:r>
+        <w:rPr>
+          <w:rFonts w:ascii="Gentium" w:hAnsi="Gentium" w:cs="Gentium"/>
+          <w:i/>
+          <w:iCs/>
+          <w:noProof/>
+          <w:color w:val="1F497D" w:themeColor="text2"/>
+          <w:sz w:val="28"/>
+          <w:szCs w:val="28"/>
+          <w:lang w:val="el-GR" w:eastAsia="en-GB"/>
+        </w:rPr>
+        <w:t>ἐν</w:t>
+      </w:r>
+      <w:r>
+        <w:rPr>
+          <w:rFonts w:ascii="Gentium" w:hAnsi="Gentium" w:cs="Gentium"/>
+          <w:i/>
+          <w:iCs/>
+          <w:noProof/>
+          <w:color w:val="1F497D" w:themeColor="text2"/>
+          <w:sz w:val="28"/>
+          <w:szCs w:val="28"/>
+          <w:lang w:val="el-GR" w:eastAsia="en-GB"/>
+        </w:rPr>
+        <w:t xml:space="preserve"> </w:t>
+      </w:r>
+      <w:r>
+        <w:rPr>
+          <w:rFonts w:ascii="Gentium" w:hAnsi="Gentium" w:cs="Gentium"/>
+          <w:i/>
+          <w:iCs/>
+          <w:noProof/>
+          <w:color w:val="1F497D" w:themeColor="text2"/>
+          <w:sz w:val="28"/>
+          <w:szCs w:val="28"/>
+          <w:lang w:val="el-GR" w:eastAsia="en-GB"/>
+        </w:rPr>
+        <w:t xml:space="preserve">τῷ κλιβάνῳ ληνὸς μεγάλη ἔνθα τοὺς ἀνθρώπους ἐσφαγίαζον, καὶ διέτρεχεν αὐτῶν τὸ αἷμα ἐπὶ τὴν ληνόν, καὶ ἤντλουν ἐκ τοῦ αἵματος καὶ ἔπινον. </w:t>
       </w:r>
       <w:r>
         <w:rPr>
@@ -8346,7 +8866,46 @@
           <w:szCs w:val="28"/>
           <w:lang w:val="el-GR" w:eastAsia="en-GB"/>
         </w:rPr>
-        <w:t xml:space="preserve">Καὶ ἔλεγον πρὸς ἑαυτοὺς ὅτι Ἐὰν ἄρωμεν αὐτοῦ τὴν κεφαλήν, ὁ θάνατος αὐτοῦ οὐκ ἔστιν βάσανος αὐτῷ. </w:t>
+        <w:t xml:space="preserve">Καὶ </w:t>
+      </w:r>
+      <w:r>
+        <w:rPr>
+          <w:rFonts w:ascii="Gentium" w:hAnsi="Gentium" w:cs="Gentium"/>
+          <w:i/>
+          <w:iCs/>
+          <w:noProof/>
+          <w:color w:val="1F497D" w:themeColor="text2"/>
+          <w:sz w:val="28"/>
+          <w:szCs w:val="28"/>
+          <w:lang w:val="el-GR" w:eastAsia="en-GB"/>
+        </w:rPr>
+        <w:t>ἔλεγαν</w:t>
+      </w:r>
+      <w:r>
+        <w:rPr>
+          <w:rFonts w:ascii="Gentium" w:hAnsi="Gentium" w:cs="Gentium"/>
+          <w:i/>
+          <w:iCs/>
+          <w:noProof/>
+          <w:color w:val="1F497D" w:themeColor="text2"/>
+          <w:sz w:val="28"/>
+          <w:szCs w:val="28"/>
+          <w:lang w:val="el-GR" w:eastAsia="en-GB"/>
+        </w:rPr>
+        <w:t xml:space="preserve"> </w:t>
+      </w:r>
+      <w:r>
+        <w:rPr>
+          <w:rFonts w:ascii="Gentium" w:hAnsi="Gentium" w:cs="Gentium"/>
+          <w:i/>
+          <w:iCs/>
+          <w:noProof/>
+          <w:color w:val="1F497D" w:themeColor="text2"/>
+          <w:sz w:val="28"/>
+          <w:szCs w:val="28"/>
+          <w:lang w:val="el-GR" w:eastAsia="en-GB"/>
+        </w:rPr>
+        <w:t xml:space="preserve">πρὸς ἑαυτοὺς ὅτι Ἐὰν ἄρωμεν αὐτοῦ τὴν κεφαλήν, ὁ θάνατος αὐτοῦ οὐκ ἔστιν βάσανος αὐτῷ. </w:t>
       </w:r>
       <w:r>
         <w:rPr>
@@ -8528,7 +9087,46 @@
           <w:szCs w:val="28"/>
           <w:lang w:val="el-GR" w:eastAsia="en-GB"/>
         </w:rPr>
-        <w:t>ὀψίας δὲ γενομένης ἔβαλον αὐτὸν εἰς τὴν φυλακήν, δήσαντες αὐτοῦ τὰς χεῖρας εἰς τὰ ὀπίσθια, καὶ ἦν παραλελυμένος σφόδρα.</w:t>
+        <w:t xml:space="preserve">ὀψίας δὲ </w:t>
+      </w:r>
+      <w:r>
+        <w:rPr>
+          <w:rFonts w:ascii="Gentium" w:hAnsi="Gentium" w:cs="Gentium"/>
+          <w:i/>
+          <w:iCs/>
+          <w:noProof/>
+          <w:color w:val="1F497D" w:themeColor="text2"/>
+          <w:sz w:val="28"/>
+          <w:szCs w:val="28"/>
+          <w:lang w:val="el-GR" w:eastAsia="en-GB"/>
+        </w:rPr>
+        <w:t>γεναμένης</w:t>
+      </w:r>
+      <w:r>
+        <w:rPr>
+          <w:rFonts w:ascii="Gentium" w:hAnsi="Gentium" w:cs="Gentium"/>
+          <w:i/>
+          <w:iCs/>
+          <w:noProof/>
+          <w:color w:val="1F497D" w:themeColor="text2"/>
+          <w:sz w:val="28"/>
+          <w:szCs w:val="28"/>
+          <w:lang w:val="el-GR" w:eastAsia="en-GB"/>
+        </w:rPr>
+        <w:t xml:space="preserve"> </w:t>
+      </w:r>
+      <w:r>
+        <w:rPr>
+          <w:rFonts w:ascii="Gentium" w:hAnsi="Gentium" w:cs="Gentium"/>
+          <w:i/>
+          <w:iCs/>
+          <w:noProof/>
+          <w:color w:val="1F497D" w:themeColor="text2"/>
+          <w:sz w:val="28"/>
+          <w:szCs w:val="28"/>
+          <w:lang w:val="el-GR" w:eastAsia="en-GB"/>
+        </w:rPr>
+        <w:t>ἔβαλον αὐτὸν εἰς τὴν φυλακήν, δήσαντες αὐτοῦ τὰς χεῖρας εἰς τὰ ὀπίσθια, καὶ ἦν παραλελυμένος σφόδρα.</w:t>
       </w:r>
     </w:p>
     <w:p>
@@ -8881,7 +9479,7 @@
           <w:szCs w:val="28"/>
           <w:lang w:val="el-GR" w:eastAsia="en-GB"/>
         </w:rPr>
-        <w:t xml:space="preserve">καὶ παραλαβὼν ὁ διάβολος μεθ’ ἑαυτοῦ ἑπτὰ δαίμονας πονηρούς, οὓς ὁ μακάριος Ἀνδρέας ἐξέβαλεν ἐκ τῶν περιχώρων, καὶ εἰσελθόντες ἐν τῇ φυλακῇ ἔστησαν ἐνώπιον τοῦ μακαρίου Ἀνδρέου καὶ ἐχλεύαζον αὐτὸν χλευασμὸν μέγαν· </w:t>
+        <w:t xml:space="preserve">καὶ παραλαβὼν ὁ διάβολος μεθ’ ἑαυτοῦ ἑπτὰ δαίμονας πονηρούς, οὓς ὁ μακάριος Ἀνδρέας ἐξέβαλεν ἐκ τῶν περιχώρων, καὶ εἰσελθόντες ἐν τῇ φυλακῇ ἔστησαν ἐνώπιον τοῦ μακαρίου Ἀνδρέου καὶ ἐχλεύαζον αὐτὸν χλευασμὸν μέγα· </w:t>
       </w:r>
       <w:r>
         <w:rPr>
@@ -8937,7 +9535,7 @@
           <w:szCs w:val="28"/>
           <w:lang w:val="el-GR" w:eastAsia="en-GB"/>
         </w:rPr>
-        <w:t xml:space="preserve">ὁ ἐπαίρων σεαυτὸν ἐφ’ ἡμᾶς καὶ ἀτιμάζων ἡμᾶς καὶ διηγούμενος τὰ ἔργα ἡμῶν τοῖς κατὰ τόπον καὶ χώραν, καὶ ἐποίησας τὰ ἱερὰ ἡμῶν οἰκίας ἐρήμους γενέσθαι ἵνα μὴ ἀνενεχθῶσιν θυσίαι ἐν αὐτοῖς, </w:t>
+        <w:t xml:space="preserve">ὁ ἐπαίρων σεαυτὸν ἐφ’ ἡμᾶς καὶ ἀτιμάζων ἡμᾶς καὶ διηγούμενος τὰ ἔργα ἡμῶν τοῖς κατὰ τόπον καὶ χώραν, καὶ ἐποίησας τὰ ἱερὰ ἡμῶν οἰκίας ἐρήμους γενέσθαι ἵνα μὴ ἀνενεχθῶσιν θυσίαι ἐν αὐτοῖς, ὅπως </w:t>
       </w:r>
       <w:r>
         <w:rPr>
@@ -8951,7 +9549,7 @@
           <w:lang w:val="el-GR" w:eastAsia="en-GB"/>
         </w:rPr>
         <w:lastRenderedPageBreak/>
-        <w:t xml:space="preserve">ὅπως καὶ ἡμεῖς τερφθῶμεν. </w:t>
+        <w:t xml:space="preserve">καὶ ἡμεῖς τερφθῶμεν. </w:t>
       </w:r>
       <w:r>
         <w:rPr>
@@ -9603,7 +10201,72 @@
           <w:szCs w:val="28"/>
           <w:lang w:val="el-GR" w:eastAsia="en-GB"/>
         </w:rPr>
-        <w:t xml:space="preserve">καὶ συρόμενος ὁ μακάριος ἔκλαιεν λέγων· Κύριε Ἰησοῦ Χριστέ, ἀρκεταί εἰσιν αἱ βάσανοι αὗται· ἐξητόνικα γὰρ. </w:t>
+        <w:t xml:space="preserve">καὶ συρόμενος ὁ μακάριος ἔκλαιεν λέγων· Κύριε Ἰησοῦ Χριστέ, ἀρκεταί εἰσιν αἱ βάσανοι αὗται· </w:t>
+      </w:r>
+      <w:r>
+        <w:rPr>
+          <w:rFonts w:ascii="Gentium" w:hAnsi="Gentium" w:cs="Gentium"/>
+          <w:i/>
+          <w:iCs/>
+          <w:noProof/>
+          <w:color w:val="1F497D" w:themeColor="text2"/>
+          <w:sz w:val="28"/>
+          <w:szCs w:val="28"/>
+          <w:lang w:val="el-GR" w:eastAsia="en-GB"/>
+        </w:rPr>
+        <w:t>ἐξητόν</w:t>
+      </w:r>
+      <w:r>
+        <w:rPr>
+          <w:rFonts w:ascii="Gentium" w:hAnsi="Gentium" w:cs="Gentium"/>
+          <w:i/>
+          <w:iCs/>
+          <w:noProof/>
+          <w:color w:val="1F497D" w:themeColor="text2"/>
+          <w:sz w:val="28"/>
+          <w:szCs w:val="28"/>
+          <w:lang w:val="el-GR" w:eastAsia="en-GB"/>
+        </w:rPr>
+        <w:t>ησ</w:t>
+      </w:r>
+      <w:r>
+        <w:rPr>
+          <w:rFonts w:ascii="Gentium" w:hAnsi="Gentium" w:cs="Gentium"/>
+          <w:i/>
+          <w:iCs/>
+          <w:noProof/>
+          <w:color w:val="1F497D" w:themeColor="text2"/>
+          <w:sz w:val="28"/>
+          <w:szCs w:val="28"/>
+          <w:lang w:val="el-GR" w:eastAsia="en-GB"/>
+        </w:rPr>
+        <w:t>α</w:t>
+      </w:r>
+      <w:r>
+        <w:rPr>
+          <w:rFonts w:ascii="Gentium" w:hAnsi="Gentium" w:cs="Gentium"/>
+          <w:i/>
+          <w:iCs/>
+          <w:noProof/>
+          <w:color w:val="1F497D" w:themeColor="text2"/>
+          <w:sz w:val="28"/>
+          <w:szCs w:val="28"/>
+          <w:lang w:val="el-GR" w:eastAsia="en-GB"/>
+        </w:rPr>
+        <w:t xml:space="preserve"> </w:t>
+      </w:r>
+      <w:r>
+        <w:rPr>
+          <w:rFonts w:ascii="Gentium" w:hAnsi="Gentium" w:cs="Gentium"/>
+          <w:i/>
+          <w:iCs/>
+          <w:noProof/>
+          <w:color w:val="1F497D" w:themeColor="text2"/>
+          <w:sz w:val="28"/>
+          <w:szCs w:val="28"/>
+          <w:lang w:val="el-GR" w:eastAsia="en-GB"/>
+        </w:rPr>
+        <w:t xml:space="preserve">γὰρ. </w:t>
       </w:r>
       <w:r>
         <w:rPr>
@@ -9645,7 +10308,33 @@
           <w:lang w:val="el-GR" w:eastAsia="en-GB"/>
         </w:rPr>
         <w:lastRenderedPageBreak/>
-        <w:t xml:space="preserve">σὺ γὰρ κύριε μνήσθητι ὅτι ἐποίησας τρεῖς ὥρας ἐπὶ τοῦ σταυροῦ καὶ ὠλιγοψύχησας λέγων· Πάτερ μου, ἵνα τί με ἐγκατέλειπες; </w:t>
+        <w:t xml:space="preserve">σὺ γὰρ κύριε μνήσθητι ὅτι ἐποίησας τρεῖς ὥρας ἐπὶ τοῦ σταυροῦ καὶ ὠλιγοψύχησας λέγων· Πάτερ μου, ἵνα τί με </w:t>
+      </w:r>
+      <w:r>
+        <w:rPr>
+          <w:rFonts w:ascii="Gentium" w:hAnsi="Gentium" w:cs="Gentium"/>
+          <w:i/>
+          <w:iCs/>
+          <w:noProof/>
+          <w:color w:val="1F497D" w:themeColor="text2"/>
+          <w:sz w:val="28"/>
+          <w:szCs w:val="28"/>
+          <w:lang w:val="el-GR" w:eastAsia="en-GB"/>
+        </w:rPr>
+        <w:t>ἐγκατέλειπας</w:t>
+      </w:r>
+      <w:r>
+        <w:rPr>
+          <w:rFonts w:ascii="Gentium" w:hAnsi="Gentium" w:cs="Gentium"/>
+          <w:i/>
+          <w:iCs/>
+          <w:noProof/>
+          <w:color w:val="1F497D" w:themeColor="text2"/>
+          <w:sz w:val="28"/>
+          <w:szCs w:val="28"/>
+          <w:lang w:val="el-GR" w:eastAsia="en-GB"/>
+        </w:rPr>
+        <w:t xml:space="preserve">; </w:t>
       </w:r>
       <w:r>
         <w:rPr>
@@ -9729,7 +10418,111 @@
           <w:szCs w:val="28"/>
           <w:lang w:val="el-GR" w:eastAsia="en-GB"/>
         </w:rPr>
-        <w:t xml:space="preserve">ποῦ εἰσιν οἱ λόγοι σου κύριε οὓς ἐλάλησας πρὸς ἡμᾶς ἐπιστηρίζων ἡμᾶς ὅτε περιεπατήσαμεν μετὰ σοῦ, λέγων ἡμῖν οὐ μὴ ἀπόληται θρὶξ ἐκ τῆς κεφαλῆς ὑμῶν; </w:t>
+        <w:t xml:space="preserve">ποῦ εἰσιν οἱ λόγοι σου κύριε οὓς ἐλάλησας πρὸς ἡμᾶς ἐπιστηρίζων ἡμᾶς ὅτε περιεπατήσαμεν μετὰ σοῦ, λέγων ἡμῖν οὐ μὴ </w:t>
+      </w:r>
+      <w:r>
+        <w:rPr>
+          <w:rFonts w:ascii="Gentium" w:hAnsi="Gentium" w:cs="Gentium"/>
+          <w:i/>
+          <w:iCs/>
+          <w:noProof/>
+          <w:color w:val="1F497D" w:themeColor="text2"/>
+          <w:sz w:val="28"/>
+          <w:szCs w:val="28"/>
+          <w:lang w:val="el-GR" w:eastAsia="en-GB"/>
+        </w:rPr>
+        <w:t>ἀ</w:t>
+      </w:r>
+      <w:r>
+        <w:rPr>
+          <w:rFonts w:ascii="Gentium" w:hAnsi="Gentium" w:cs="Gentium"/>
+          <w:i/>
+          <w:iCs/>
+          <w:noProof/>
+          <w:color w:val="1F497D" w:themeColor="text2"/>
+          <w:sz w:val="28"/>
+          <w:szCs w:val="28"/>
+          <w:lang w:val="el-GR" w:eastAsia="en-GB"/>
+        </w:rPr>
+        <w:t>πολέστε</w:t>
+      </w:r>
+      <w:r>
+        <w:rPr>
+          <w:rFonts w:ascii="Gentium" w:hAnsi="Gentium" w:cs="Gentium"/>
+          <w:i/>
+          <w:iCs/>
+          <w:noProof/>
+          <w:color w:val="1F497D" w:themeColor="text2"/>
+          <w:sz w:val="28"/>
+          <w:szCs w:val="28"/>
+          <w:lang w:val="el-GR" w:eastAsia="en-GB"/>
+        </w:rPr>
+        <w:t xml:space="preserve"> </w:t>
+      </w:r>
+      <w:r>
+        <w:rPr>
+          <w:rFonts w:ascii="Gentium" w:hAnsi="Gentium" w:cs="Gentium"/>
+          <w:i/>
+          <w:iCs/>
+          <w:noProof/>
+          <w:color w:val="1F497D" w:themeColor="text2"/>
+          <w:sz w:val="28"/>
+          <w:szCs w:val="28"/>
+          <w:lang w:val="el-GR" w:eastAsia="en-GB"/>
+        </w:rPr>
+        <w:t>μίαν</w:t>
+      </w:r>
+      <w:r>
+        <w:rPr>
+          <w:rFonts w:ascii="Gentium" w:hAnsi="Gentium" w:cs="Gentium"/>
+          <w:i/>
+          <w:iCs/>
+          <w:noProof/>
+          <w:color w:val="1F497D" w:themeColor="text2"/>
+          <w:sz w:val="28"/>
+          <w:szCs w:val="28"/>
+          <w:lang w:eastAsia="en-GB"/>
+        </w:rPr>
+        <w:t xml:space="preserve"> </w:t>
+      </w:r>
+      <w:r>
+        <w:rPr>
+          <w:rFonts w:ascii="Gentium" w:hAnsi="Gentium" w:cs="Gentium"/>
+          <w:i/>
+          <w:iCs/>
+          <w:noProof/>
+          <w:color w:val="1F497D" w:themeColor="text2"/>
+          <w:sz w:val="28"/>
+          <w:szCs w:val="28"/>
+          <w:lang w:val="el-GR" w:eastAsia="en-GB"/>
+        </w:rPr>
+        <w:t>θρὶχα</w:t>
+      </w:r>
+      <w:r>
+        <w:rPr>
+          <w:rFonts w:ascii="Gentium" w:hAnsi="Gentium" w:cs="Gentium"/>
+          <w:i/>
+          <w:iCs/>
+          <w:noProof/>
+          <w:color w:val="1F497D" w:themeColor="text2"/>
+          <w:sz w:val="28"/>
+          <w:szCs w:val="28"/>
+          <w:lang w:val="el-GR" w:eastAsia="en-GB"/>
+        </w:rPr>
+        <w:t xml:space="preserve"> </w:t>
+      </w:r>
+      <w:r>
+        <w:rPr>
+          <w:rFonts w:ascii="Gentium" w:hAnsi="Gentium" w:cs="Gentium"/>
+          <w:i/>
+          <w:iCs/>
+          <w:noProof/>
+          <w:color w:val="1F497D" w:themeColor="text2"/>
+          <w:sz w:val="28"/>
+          <w:szCs w:val="28"/>
+          <w:lang w:val="el-GR" w:eastAsia="en-GB"/>
+        </w:rPr>
+        <w:t xml:space="preserve">ἐκ τῆς κεφαλῆς ὑμῶν; </w:t>
       </w:r>
       <w:r>
         <w:rPr>
@@ -9907,7 +10700,46 @@
           <w:szCs w:val="28"/>
           <w:lang w:val="el-GR" w:eastAsia="en-GB"/>
         </w:rPr>
-        <w:t xml:space="preserve">Ὀψίας δὲ γενομένης ἦραν αὐτὸν πάλιν καὶ ἐνέβαλον αὐτὸν εἰς τὴν φυλακήν, δήσαντες αὐτοῦ τὰς χεῖρας ὄπισθεν, ἤδη ἀτονήσαντα ἐπὶ πολύ, καὶ ἦν παραλελυμένος σφόδρα. </w:t>
+        <w:t xml:space="preserve">Ὀψίας δὲ </w:t>
+      </w:r>
+      <w:r>
+        <w:rPr>
+          <w:rFonts w:ascii="Gentium" w:hAnsi="Gentium" w:cs="Gentium"/>
+          <w:i/>
+          <w:iCs/>
+          <w:noProof/>
+          <w:color w:val="1F497D" w:themeColor="text2"/>
+          <w:sz w:val="28"/>
+          <w:szCs w:val="28"/>
+          <w:lang w:val="el-GR" w:eastAsia="en-GB"/>
+        </w:rPr>
+        <w:t>γεναμένης</w:t>
+      </w:r>
+      <w:r>
+        <w:rPr>
+          <w:rFonts w:ascii="Gentium" w:hAnsi="Gentium" w:cs="Gentium"/>
+          <w:i/>
+          <w:iCs/>
+          <w:noProof/>
+          <w:color w:val="1F497D" w:themeColor="text2"/>
+          <w:sz w:val="28"/>
+          <w:szCs w:val="28"/>
+          <w:lang w:val="el-GR" w:eastAsia="en-GB"/>
+        </w:rPr>
+        <w:t xml:space="preserve"> </w:t>
+      </w:r>
+      <w:r>
+        <w:rPr>
+          <w:rFonts w:ascii="Gentium" w:hAnsi="Gentium" w:cs="Gentium"/>
+          <w:i/>
+          <w:iCs/>
+          <w:noProof/>
+          <w:color w:val="1F497D" w:themeColor="text2"/>
+          <w:sz w:val="28"/>
+          <w:szCs w:val="28"/>
+          <w:lang w:val="el-GR" w:eastAsia="en-GB"/>
+        </w:rPr>
+        <w:t xml:space="preserve">ἦραν αὐτὸν πάλιν καὶ ἐνέβαλον αὐτὸν εἰς τὴν φυλακήν, δήσαντες αὐτοῦ τὰς χεῖρας ὄπισθεν, ἤδη ἀτονήσαντα ἐπὶ πολύ, καὶ ἦν παραλελυμένος σφόδρα. </w:t>
       </w:r>
       <w:r>
         <w:rPr>
@@ -10308,7 +11140,46 @@
           <w:szCs w:val="28"/>
           <w:lang w:val="el-GR" w:eastAsia="en-GB"/>
         </w:rPr>
-        <w:t xml:space="preserve">Πρωίας δὲ γενομένης θεασάμενοι οἱ ἄνδρες τῆς πόλεως ἤρξαντο φεύγειν λέγοντες ἐν ἑαυτοῖς· Οὐαὶ ἡμῖν, ὅτι τελευτῶμεν νῦν. </w:t>
+        <w:t xml:space="preserve">Πρωίας δὲ </w:t>
+      </w:r>
+      <w:r>
+        <w:rPr>
+          <w:rFonts w:ascii="Gentium" w:hAnsi="Gentium" w:cs="Gentium"/>
+          <w:i/>
+          <w:iCs/>
+          <w:noProof/>
+          <w:color w:val="1F497D" w:themeColor="text2"/>
+          <w:sz w:val="28"/>
+          <w:szCs w:val="28"/>
+          <w:lang w:val="el-GR" w:eastAsia="en-GB"/>
+        </w:rPr>
+        <w:t>γεναμένης</w:t>
+      </w:r>
+      <w:r>
+        <w:rPr>
+          <w:rFonts w:ascii="Gentium" w:hAnsi="Gentium" w:cs="Gentium"/>
+          <w:i/>
+          <w:iCs/>
+          <w:noProof/>
+          <w:color w:val="1F497D" w:themeColor="text2"/>
+          <w:sz w:val="28"/>
+          <w:szCs w:val="28"/>
+          <w:lang w:val="el-GR" w:eastAsia="en-GB"/>
+        </w:rPr>
+        <w:t xml:space="preserve"> </w:t>
+      </w:r>
+      <w:r>
+        <w:rPr>
+          <w:rFonts w:ascii="Gentium" w:hAnsi="Gentium" w:cs="Gentium"/>
+          <w:i/>
+          <w:iCs/>
+          <w:noProof/>
+          <w:color w:val="1F497D" w:themeColor="text2"/>
+          <w:sz w:val="28"/>
+          <w:szCs w:val="28"/>
+          <w:lang w:val="el-GR" w:eastAsia="en-GB"/>
+        </w:rPr>
+        <w:t xml:space="preserve">θεασάμενοι οἱ ἄνδρες τῆς πόλεως ἤρξαντο φεύγειν λέγοντες ἐν ἑαυτοῖς· Οὐαὶ ἡμῖν, ὅτι τελευτῶμεν νῦν. </w:t>
       </w:r>
       <w:r>
         <w:rPr>
@@ -10851,7 +11722,111 @@
           <w:szCs w:val="28"/>
           <w:lang w:val="el-GR" w:eastAsia="en-GB"/>
         </w:rPr>
-        <w:t xml:space="preserve">λέγω οὖν σοι, οἵαν ὥραν ἀπέρχεται τὸ ὕδωρ τοῦτο, εἰς τὴν ἄβυσσον πορευθήσῃ καὶ σὺ μετὰ τῶν δεκατεσσάρων δημίων τῶν φονεόντων τοὺς ἀνθρώπους καθ’ ἑκάστην ἡμέραν, καὶ μενεῖτε ἐν τῷ ᾅδῃ ἕως ἂν </w:t>
+        <w:t xml:space="preserve">λέγω οὖν σοι, οἵαν ὥραν ἀπέρχεται τὸ ὕδωρ τοῦτο, εἰς τὴν ἄβυσσον </w:t>
+      </w:r>
+      <w:r>
+        <w:rPr>
+          <w:rFonts w:ascii="Gentium" w:hAnsi="Gentium" w:cs="Gentium"/>
+          <w:i/>
+          <w:iCs/>
+          <w:noProof/>
+          <w:color w:val="1F497D" w:themeColor="text2"/>
+          <w:sz w:val="28"/>
+          <w:szCs w:val="28"/>
+          <w:lang w:val="el-GR" w:eastAsia="en-GB"/>
+        </w:rPr>
+        <w:t>πορευθ</w:t>
+      </w:r>
+      <w:r>
+        <w:rPr>
+          <w:rFonts w:ascii="Gentium" w:hAnsi="Gentium" w:cs="Gentium"/>
+          <w:i/>
+          <w:iCs/>
+          <w:noProof/>
+          <w:color w:val="1F497D" w:themeColor="text2"/>
+          <w:sz w:val="28"/>
+          <w:szCs w:val="28"/>
+          <w:lang w:val="el-GR" w:eastAsia="en-GB"/>
+        </w:rPr>
+        <w:t>ῇ</w:t>
+      </w:r>
+      <w:r>
+        <w:rPr>
+          <w:rFonts w:ascii="Gentium" w:hAnsi="Gentium" w:cs="Gentium"/>
+          <w:i/>
+          <w:iCs/>
+          <w:noProof/>
+          <w:color w:val="1F497D" w:themeColor="text2"/>
+          <w:sz w:val="28"/>
+          <w:szCs w:val="28"/>
+          <w:lang w:val="el-GR" w:eastAsia="en-GB"/>
+        </w:rPr>
+        <w:t>ς</w:t>
+      </w:r>
+      <w:r>
+        <w:rPr>
+          <w:rFonts w:ascii="Gentium" w:hAnsi="Gentium" w:cs="Gentium"/>
+          <w:i/>
+          <w:iCs/>
+          <w:noProof/>
+          <w:color w:val="1F497D" w:themeColor="text2"/>
+          <w:sz w:val="28"/>
+          <w:szCs w:val="28"/>
+          <w:lang w:val="el-GR" w:eastAsia="en-GB"/>
+        </w:rPr>
+        <w:t xml:space="preserve"> </w:t>
+      </w:r>
+      <w:r>
+        <w:rPr>
+          <w:rFonts w:ascii="Gentium" w:hAnsi="Gentium" w:cs="Gentium"/>
+          <w:i/>
+          <w:iCs/>
+          <w:noProof/>
+          <w:color w:val="1F497D" w:themeColor="text2"/>
+          <w:sz w:val="28"/>
+          <w:szCs w:val="28"/>
+          <w:lang w:val="el-GR" w:eastAsia="en-GB"/>
+        </w:rPr>
+        <w:t xml:space="preserve">καὶ σὺ μετὰ τῶν δεκατεσσάρων δημίων τῶν φονεόντων τοὺς ἀνθρώπους καθ’ ἑκάστην ἡμέραν, καὶ </w:t>
+      </w:r>
+      <w:r>
+        <w:rPr>
+          <w:rFonts w:ascii="Gentium" w:hAnsi="Gentium" w:cs="Gentium"/>
+          <w:i/>
+          <w:iCs/>
+          <w:noProof/>
+          <w:color w:val="1F497D" w:themeColor="text2"/>
+          <w:sz w:val="28"/>
+          <w:szCs w:val="28"/>
+          <w:lang w:val="el-GR" w:eastAsia="en-GB"/>
+        </w:rPr>
+        <w:t>μείνητε</w:t>
+      </w:r>
+      <w:r>
+        <w:rPr>
+          <w:rFonts w:ascii="Gentium" w:hAnsi="Gentium" w:cs="Gentium"/>
+          <w:i/>
+          <w:iCs/>
+          <w:noProof/>
+          <w:color w:val="1F497D" w:themeColor="text2"/>
+          <w:sz w:val="28"/>
+          <w:szCs w:val="28"/>
+          <w:lang w:val="el-GR" w:eastAsia="en-GB"/>
+        </w:rPr>
+        <w:t xml:space="preserve"> </w:t>
+      </w:r>
+      <w:r>
+        <w:rPr>
+          <w:rFonts w:ascii="Gentium" w:hAnsi="Gentium" w:cs="Gentium"/>
+          <w:i/>
+          <w:iCs/>
+          <w:noProof/>
+          <w:color w:val="1F497D" w:themeColor="text2"/>
+          <w:sz w:val="28"/>
+          <w:szCs w:val="28"/>
+          <w:lang w:val="el-GR" w:eastAsia="en-GB"/>
+        </w:rPr>
+        <w:t xml:space="preserve">ἐν τῷ ᾅδῃ ἕως ἂν </w:t>
       </w:r>
       <w:r>
         <w:rPr>
@@ -10977,7 +11952,7 @@
           <w:szCs w:val="28"/>
           <w:lang w:val="el-GR" w:eastAsia="en-GB"/>
         </w:rPr>
-        <w:t xml:space="preserve">καὶ ἀναβλέψας εἰς τὸν οὐρανὸν ὁ μακάριος Ἀνδρέας ηὔξατο ἀπέναντι παντὸς τοῦ ὄχλου, καὶ ἀνεῴχθη ἡ γῆ καὶ κατέπιε τὸ ὕδωρ σὺν τῷ γεραιῷ, καὶ εἰς τὴν ἄβυσσον κατηνέχθη σὺν τοῖς δημίοις. </w:t>
+        <w:t xml:space="preserve">καὶ ἀναβλέψας εἰς τὸν οὐρανὸν ὁ μακάριος Ἀνδρέας ηὔξατο ἀπέναντι παντὸς τοῦ ὄχλου, καὶ ἀνεῴχθη ἡ γῆ καὶ κατέπιε τὸ ὕδωρ σὺν τῷ γεραιῷ, εἰς τὴν ἄβυσσον κατηνέχθη σὺν τοῖς δημίοις. </w:t>
       </w:r>
       <w:r>
         <w:rPr>
@@ -11489,7 +12464,33 @@
           <w:szCs w:val="28"/>
           <w:lang w:val="el-GR" w:eastAsia="en-GB"/>
         </w:rPr>
-        <w:t xml:space="preserve">νῦν οὖν ἐπιστρέψας εἴσελθε εἰς τὴν πόλιν καὶ παράμεινον ἐκεῖ ἡμέρας ἑπτά, ἕως οὗ ἐπιστηρίξῃς τὰς ψυχὰς αὐτῶν ἐν τῇ πίστει· καὶ τότε ἐξέλθῃς ἐκ τῆς πόλεως ταύτης, καὶ </w:t>
+        <w:t xml:space="preserve">νῦν οὖν ἐπιστρέψας εἴσελθε εἰς τὴν πόλιν καὶ παράμεινον ἐκεῖ ἡμέρας ἑπτά, ἕως οὗ </w:t>
+      </w:r>
+      <w:r>
+        <w:rPr>
+          <w:rFonts w:ascii="Gentium" w:hAnsi="Gentium" w:cs="Gentium"/>
+          <w:i/>
+          <w:iCs/>
+          <w:noProof/>
+          <w:color w:val="1F497D" w:themeColor="text2"/>
+          <w:sz w:val="28"/>
+          <w:szCs w:val="28"/>
+          <w:lang w:val="el-GR" w:eastAsia="en-GB"/>
+        </w:rPr>
+        <w:t xml:space="preserve">ἐπιστηρίξω </w:t>
+      </w:r>
+      <w:r>
+        <w:rPr>
+          <w:rFonts w:ascii="Gentium" w:hAnsi="Gentium" w:cs="Gentium"/>
+          <w:i/>
+          <w:iCs/>
+          <w:noProof/>
+          <w:color w:val="1F497D" w:themeColor="text2"/>
+          <w:sz w:val="28"/>
+          <w:szCs w:val="28"/>
+          <w:lang w:val="el-GR" w:eastAsia="en-GB"/>
+        </w:rPr>
+        <w:t xml:space="preserve">τὰς ψυχὰς αὐτῶν ἐν τῇ πίστει· καὶ τότε ἐξέλθῃς ἐκ τῆς πόλεως ταύτης, καὶ </w:t>
       </w:r>
       <w:r>
         <w:rPr>
@@ -11625,7 +12626,85 @@
           <w:szCs w:val="28"/>
           <w:lang w:val="el-GR" w:eastAsia="en-GB"/>
         </w:rPr>
-        <w:t>καὶ πληρωθεισῶν τῶν ἑπτὰ ἡμερῶν ἐγένετο ἐν τῷ ἐκπορεύεσθαι τὸν μακάριον Ἀνδρέαν, συνήχθησαν πάντες ἐπ’ αὐτὸν ἀπὸ παιδίου ἕως πρεσβυτέρου, καὶ προέπεμπον αὐτὸν λέγοντες· Εἷς θεὸς Ἀνδρέου, εἷς κύριος Ἰησοῦς Χριστός, ᾧ ἡ δόξα καὶ τὸ κράτος εἰς τοὺς αἰῶνας. ἀμήν.</w:t>
+        <w:t xml:space="preserve">καὶ </w:t>
+      </w:r>
+      <w:r>
+        <w:rPr>
+          <w:rFonts w:ascii="Gentium" w:hAnsi="Gentium" w:cs="Gentium"/>
+          <w:i/>
+          <w:iCs/>
+          <w:noProof/>
+          <w:color w:val="1F497D" w:themeColor="text2"/>
+          <w:sz w:val="28"/>
+          <w:szCs w:val="28"/>
+          <w:lang w:val="el-GR" w:eastAsia="en-GB"/>
+        </w:rPr>
+        <w:t>πληρωθέντων</w:t>
+      </w:r>
+      <w:r>
+        <w:rPr>
+          <w:rFonts w:ascii="Gentium" w:hAnsi="Gentium" w:cs="Gentium"/>
+          <w:i/>
+          <w:iCs/>
+          <w:noProof/>
+          <w:color w:val="1F497D" w:themeColor="text2"/>
+          <w:sz w:val="28"/>
+          <w:szCs w:val="28"/>
+          <w:lang w:val="el-GR" w:eastAsia="en-GB"/>
+        </w:rPr>
+        <w:t xml:space="preserve"> </w:t>
+      </w:r>
+      <w:r>
+        <w:rPr>
+          <w:rFonts w:ascii="Gentium" w:hAnsi="Gentium" w:cs="Gentium"/>
+          <w:i/>
+          <w:iCs/>
+          <w:noProof/>
+          <w:color w:val="1F497D" w:themeColor="text2"/>
+          <w:sz w:val="28"/>
+          <w:szCs w:val="28"/>
+          <w:lang w:val="el-GR" w:eastAsia="en-GB"/>
+        </w:rPr>
+        <w:t xml:space="preserve">τῶν ἑπτὰ ἡμερῶν ἐγένετο ἐν τῷ ἐκπορεύεσθαι τὸν μακάριον Ἀνδρέαν, συνήχθησαν πάντες ἐπ’ αὐτὸν ἀπὸ παιδίου ἕως πρεσβυτέρου, καὶ </w:t>
+      </w:r>
+      <w:r>
+        <w:rPr>
+          <w:rFonts w:ascii="Gentium" w:hAnsi="Gentium" w:cs="Gentium"/>
+          <w:i/>
+          <w:iCs/>
+          <w:noProof/>
+          <w:color w:val="1F497D" w:themeColor="text2"/>
+          <w:sz w:val="28"/>
+          <w:szCs w:val="28"/>
+          <w:lang w:val="el-GR" w:eastAsia="en-GB"/>
+        </w:rPr>
+        <w:t>προέπεμπαν</w:t>
+      </w:r>
+      <w:r>
+        <w:rPr>
+          <w:rFonts w:ascii="Gentium" w:hAnsi="Gentium" w:cs="Gentium"/>
+          <w:i/>
+          <w:iCs/>
+          <w:noProof/>
+          <w:color w:val="1F497D" w:themeColor="text2"/>
+          <w:sz w:val="28"/>
+          <w:szCs w:val="28"/>
+          <w:lang w:val="el-GR" w:eastAsia="en-GB"/>
+        </w:rPr>
+        <w:t xml:space="preserve"> </w:t>
+      </w:r>
+      <w:r>
+        <w:rPr>
+          <w:rFonts w:ascii="Gentium" w:hAnsi="Gentium" w:cs="Gentium"/>
+          <w:i/>
+          <w:iCs/>
+          <w:noProof/>
+          <w:color w:val="1F497D" w:themeColor="text2"/>
+          <w:sz w:val="28"/>
+          <w:szCs w:val="28"/>
+          <w:lang w:val="el-GR" w:eastAsia="en-GB"/>
+        </w:rPr>
+        <w:t>αὐτὸν λέγοντες· Εἷς θεὸς Ἀνδρέου, εἷς κύριος Ἰησοῦς Χριστός, ᾧ ἡ δόξα καὶ τὸ κράτος εἰς τοὺς αἰῶνας. ἀμήν.</w:t>
       </w:r>
     </w:p>
     <w:sectPr>
